--- a/lab2/Отчёт.docx
+++ b/lab2/Отчёт.docx
@@ -1155,29 +1155,7 @@
           <w:szCs w:val="28"/>
           <w:lang w:val="ru-RU"/>
         </w:rPr>
-        <w:t xml:space="preserve">). </w:t>
-      </w:r>
-      <w:proofErr w:type="gramStart"/>
-      <w:r>
-        <w:rPr>
-          <w:rFonts w:ascii="Times New Roman" w:eastAsia="Times New Roman" w:hAnsi="Times New Roman" w:cs="Times New Roman"/>
-          <w:color w:val="000000" w:themeColor="text1"/>
-          <w:sz w:val="28"/>
-          <w:szCs w:val="28"/>
-          <w:lang w:val="ru-RU"/>
-        </w:rPr>
-        <w:t>Начальное состояние регистра ввести с клавиатуры.</w:t>
-      </w:r>
-      <w:proofErr w:type="gramEnd"/>
-      <w:r>
-        <w:rPr>
-          <w:rFonts w:ascii="Times New Roman" w:eastAsia="Times New Roman" w:hAnsi="Times New Roman" w:cs="Times New Roman"/>
-          <w:color w:val="000000" w:themeColor="text1"/>
-          <w:sz w:val="28"/>
-          <w:szCs w:val="28"/>
-          <w:lang w:val="ru-RU"/>
-        </w:rPr>
-        <w:t xml:space="preserve"> Поле для ввода состояния регистра должно игнорировать любые символы кроме 0 и 1. Вывести на экран сгенерированный ключ (последовательность из 0 и 1), исходный файл и зашифрованный файл в двоичном виде.</w:t>
+        <w:t>). Начальное состояние регистра ввести с клавиатуры. Поле для ввода состояния регистра должно игнорировать любые символы кроме 0 и 1. Вывести на экран сгенерированный ключ (последовательность из 0 и 1), исходный файл и зашифрованный файл в двоичном виде.</w:t>
       </w:r>
       <w:r>
         <w:rPr>
@@ -1700,17 +1678,16 @@
         <w:tabs>
           <w:tab w:val="left" w:pos="6379"/>
         </w:tabs>
-      </w:pPr>
-      <w:r>
-        <w:rPr>
-          <w:noProof/>
-          <w:lang w:val="ru-RU"/>
-        </w:rPr>
+        <w:rPr>
+          <w:lang w:val="ru-RU"/>
+        </w:rPr>
+      </w:pPr>
+      <w:r>
         <w:drawing>
-          <wp:inline distT="0" distB="0" distL="0" distR="0" wp14:anchorId="0A2206D9" wp14:editId="0F78A1C6">
-            <wp:extent cx="5940425" cy="6689090"/>
-            <wp:effectExtent l="0" t="0" r="3175" b="0"/>
-            <wp:docPr id="2" name="Picture 2"/>
+          <wp:inline distT="0" distB="0" distL="0" distR="0" wp14:anchorId="67D4276A" wp14:editId="144C7487">
+            <wp:extent cx="5940425" cy="6031778"/>
+            <wp:effectExtent l="0" t="0" r="3175" b="7620"/>
+            <wp:docPr id="3" name="Рисунок 3"/>
             <wp:cNvGraphicFramePr>
               <a:graphicFrameLocks xmlns:a="http://schemas.openxmlformats.org/drawingml/2006/main" noChangeAspect="1"/>
             </wp:cNvGraphicFramePr>
@@ -1718,36 +1695,23 @@
               <a:graphicData uri="http://schemas.openxmlformats.org/drawingml/2006/picture">
                 <pic:pic xmlns:pic="http://schemas.openxmlformats.org/drawingml/2006/picture">
                   <pic:nvPicPr>
-                    <pic:cNvPr id="0" name="Picture 2"/>
-                    <pic:cNvPicPr>
-                      <a:picLocks noChangeAspect="1" noChangeArrowheads="1"/>
-                    </pic:cNvPicPr>
+                    <pic:cNvPr id="0" name=""/>
+                    <pic:cNvPicPr/>
                   </pic:nvPicPr>
                   <pic:blipFill>
-                    <a:blip r:embed="rId5">
-                      <a:extLst>
-                        <a:ext uri="{28A0092B-C50C-407E-A947-70E740481C1C}">
-                          <a14:useLocalDpi xmlns:a14="http://schemas.microsoft.com/office/drawing/2010/main" val="0"/>
-                        </a:ext>
-                      </a:extLst>
-                    </a:blip>
-                    <a:srcRect/>
+                    <a:blip r:embed="rId5"/>
                     <a:stretch>
                       <a:fillRect/>
                     </a:stretch>
                   </pic:blipFill>
-                  <pic:spPr bwMode="auto">
+                  <pic:spPr>
                     <a:xfrm>
                       <a:off x="0" y="0"/>
-                      <a:ext cx="5940425" cy="6689090"/>
+                      <a:ext cx="5940425" cy="6031778"/>
                     </a:xfrm>
                     <a:prstGeom prst="rect">
                       <a:avLst/>
                     </a:prstGeom>
-                    <a:noFill/>
-                    <a:ln>
-                      <a:noFill/>
-                    </a:ln>
                   </pic:spPr>
                 </pic:pic>
               </a:graphicData>
@@ -1769,10 +1733,7 @@
           <w:lang w:val="ru-RU"/>
         </w:rPr>
       </w:pPr>
-    </w:p>
-    <w:p>
-      <w:pPr>
-        <w:jc w:val="center"/>
+      <w:r>
         <w:rPr>
           <w:rFonts w:ascii="Times New Roman" w:eastAsia="Times New Roman" w:hAnsi="Times New Roman" w:cs="Times New Roman"/>
           <w:b/>
@@ -1782,258 +1743,12 @@
           <w:szCs w:val="28"/>
           <w:lang w:val="ru-RU"/>
         </w:rPr>
-      </w:pPr>
-    </w:p>
-    <w:p>
-      <w:pPr>
-        <w:jc w:val="center"/>
-        <w:rPr>
-          <w:rFonts w:ascii="Times New Roman" w:eastAsia="Times New Roman" w:hAnsi="Times New Roman" w:cs="Times New Roman"/>
-          <w:b/>
-          <w:bCs/>
-          <w:color w:val="000000" w:themeColor="text1"/>
-          <w:sz w:val="28"/>
-          <w:szCs w:val="28"/>
-          <w:lang w:val="ru-RU"/>
-        </w:rPr>
-      </w:pPr>
-    </w:p>
-    <w:p>
-      <w:pPr>
-        <w:jc w:val="center"/>
-        <w:rPr>
-          <w:rFonts w:ascii="Times New Roman" w:eastAsia="Times New Roman" w:hAnsi="Times New Roman" w:cs="Times New Roman"/>
-          <w:b/>
-          <w:bCs/>
-          <w:color w:val="000000" w:themeColor="text1"/>
-          <w:sz w:val="28"/>
-          <w:szCs w:val="28"/>
-          <w:lang w:val="ru-RU"/>
-        </w:rPr>
-      </w:pPr>
-    </w:p>
-    <w:p>
-      <w:pPr>
-        <w:jc w:val="center"/>
-        <w:rPr>
-          <w:rFonts w:ascii="Times New Roman" w:eastAsia="Times New Roman" w:hAnsi="Times New Roman" w:cs="Times New Roman"/>
-          <w:b/>
-          <w:bCs/>
-          <w:color w:val="000000" w:themeColor="text1"/>
-          <w:sz w:val="28"/>
-          <w:szCs w:val="28"/>
-          <w:lang w:val="ru-RU"/>
-        </w:rPr>
-      </w:pPr>
-    </w:p>
-    <w:p>
-      <w:pPr>
-        <w:jc w:val="center"/>
-        <w:rPr>
-          <w:rFonts w:ascii="Times New Roman" w:eastAsia="Times New Roman" w:hAnsi="Times New Roman" w:cs="Times New Roman"/>
-          <w:b/>
-          <w:bCs/>
-          <w:color w:val="000000" w:themeColor="text1"/>
-          <w:sz w:val="28"/>
-          <w:szCs w:val="28"/>
-          <w:lang w:val="ru-RU"/>
-        </w:rPr>
-      </w:pPr>
-    </w:p>
-    <w:p>
-      <w:pPr>
-        <w:jc w:val="center"/>
-        <w:rPr>
-          <w:rFonts w:ascii="Times New Roman" w:eastAsia="Times New Roman" w:hAnsi="Times New Roman" w:cs="Times New Roman"/>
-          <w:b/>
-          <w:bCs/>
-          <w:color w:val="000000" w:themeColor="text1"/>
-          <w:sz w:val="28"/>
-          <w:szCs w:val="28"/>
-          <w:lang w:val="ru-RU"/>
-        </w:rPr>
-      </w:pPr>
-    </w:p>
-    <w:p>
-      <w:pPr>
-        <w:jc w:val="center"/>
-        <w:rPr>
-          <w:rFonts w:ascii="Times New Roman" w:eastAsia="Times New Roman" w:hAnsi="Times New Roman" w:cs="Times New Roman"/>
-          <w:b/>
-          <w:bCs/>
-          <w:color w:val="000000" w:themeColor="text1"/>
-          <w:sz w:val="28"/>
-          <w:szCs w:val="28"/>
-          <w:lang w:val="ru-RU"/>
-        </w:rPr>
-      </w:pPr>
-    </w:p>
-    <w:p>
-      <w:pPr>
-        <w:jc w:val="center"/>
-        <w:rPr>
-          <w:rFonts w:ascii="Times New Roman" w:eastAsia="Times New Roman" w:hAnsi="Times New Roman" w:cs="Times New Roman"/>
-          <w:b/>
-          <w:bCs/>
-          <w:color w:val="000000" w:themeColor="text1"/>
-          <w:sz w:val="28"/>
-          <w:szCs w:val="28"/>
-          <w:lang w:val="ru-RU"/>
-        </w:rPr>
-      </w:pPr>
-    </w:p>
-    <w:p>
-      <w:pPr>
-        <w:jc w:val="center"/>
-        <w:rPr>
-          <w:rFonts w:ascii="Times New Roman" w:eastAsia="Times New Roman" w:hAnsi="Times New Roman" w:cs="Times New Roman"/>
-          <w:b/>
-          <w:bCs/>
-          <w:color w:val="000000" w:themeColor="text1"/>
-          <w:sz w:val="28"/>
-          <w:szCs w:val="28"/>
-          <w:lang w:val="ru-RU"/>
-        </w:rPr>
-      </w:pPr>
-    </w:p>
-    <w:p>
-      <w:pPr>
-        <w:jc w:val="center"/>
-        <w:rPr>
-          <w:rFonts w:ascii="Times New Roman" w:eastAsia="Times New Roman" w:hAnsi="Times New Roman" w:cs="Times New Roman"/>
-          <w:b/>
-          <w:bCs/>
-          <w:color w:val="000000" w:themeColor="text1"/>
-          <w:sz w:val="28"/>
-          <w:szCs w:val="28"/>
-          <w:lang w:val="ru-RU"/>
-        </w:rPr>
-      </w:pPr>
-    </w:p>
-    <w:p>
-      <w:pPr>
-        <w:jc w:val="center"/>
-        <w:rPr>
-          <w:rFonts w:ascii="Times New Roman" w:eastAsia="Times New Roman" w:hAnsi="Times New Roman" w:cs="Times New Roman"/>
-          <w:b/>
-          <w:bCs/>
-          <w:color w:val="000000" w:themeColor="text1"/>
-          <w:sz w:val="28"/>
-          <w:szCs w:val="28"/>
-          <w:lang w:val="ru-RU"/>
-        </w:rPr>
-      </w:pPr>
-      <w:r>
-        <w:rPr>
-          <w:rFonts w:ascii="Times New Roman" w:eastAsia="Times New Roman" w:hAnsi="Times New Roman" w:cs="Times New Roman"/>
-          <w:b/>
-          <w:bCs/>
-          <w:color w:val="000000" w:themeColor="text1"/>
-          <w:sz w:val="28"/>
-          <w:szCs w:val="28"/>
-          <w:lang w:val="ru-RU"/>
-        </w:rPr>
         <w:lastRenderedPageBreak/>
-        <w:t>Тесты</w:t>
-      </w:r>
-    </w:p>
-    <w:p>
-      <w:pPr>
-        <w:jc w:val="center"/>
-        <w:rPr>
-          <w:rFonts w:ascii="Times New Roman" w:eastAsia="Times New Roman" w:hAnsi="Times New Roman" w:cs="Times New Roman"/>
-          <w:color w:val="000000" w:themeColor="text1"/>
-          <w:sz w:val="28"/>
-          <w:szCs w:val="28"/>
-          <w:lang w:val="ru-RU"/>
-        </w:rPr>
-      </w:pPr>
-      <w:r>
-        <w:rPr>
-          <w:rFonts w:ascii="Times New Roman" w:eastAsia="Times New Roman" w:hAnsi="Times New Roman" w:cs="Times New Roman"/>
-          <w:color w:val="000000" w:themeColor="text1"/>
-          <w:sz w:val="28"/>
-          <w:szCs w:val="28"/>
-          <w:lang w:val="ru-RU"/>
-        </w:rPr>
-        <w:t>Текстовый файл(</w:t>
-      </w:r>
-      <w:r>
-        <w:rPr>
-          <w:rFonts w:ascii="Times New Roman" w:eastAsia="Times New Roman" w:hAnsi="Times New Roman" w:cs="Times New Roman"/>
-          <w:color w:val="000000" w:themeColor="text1"/>
-          <w:sz w:val="28"/>
-          <w:szCs w:val="28"/>
-          <w:lang w:val="ru-RU"/>
-        </w:rPr>
-        <w:t>.</w:t>
-      </w:r>
-      <w:r>
-        <w:rPr>
-          <w:rFonts w:ascii="Times New Roman" w:eastAsia="Times New Roman" w:hAnsi="Times New Roman" w:cs="Times New Roman"/>
-          <w:color w:val="000000" w:themeColor="text1"/>
-          <w:sz w:val="28"/>
-          <w:szCs w:val="28"/>
-        </w:rPr>
-        <w:t>txt</w:t>
-      </w:r>
-      <w:r>
-        <w:rPr>
-          <w:rFonts w:ascii="Times New Roman" w:eastAsia="Times New Roman" w:hAnsi="Times New Roman" w:cs="Times New Roman"/>
-          <w:color w:val="000000" w:themeColor="text1"/>
-          <w:sz w:val="28"/>
-          <w:szCs w:val="28"/>
-          <w:lang w:val="ru-RU"/>
-        </w:rPr>
-        <w:t>)</w:t>
-      </w:r>
-    </w:p>
-    <w:p>
-      <w:pPr>
-        <w:jc w:val="center"/>
-        <w:rPr>
-          <w:rFonts w:ascii="Times New Roman" w:eastAsia="Times New Roman" w:hAnsi="Times New Roman" w:cs="Times New Roman"/>
-          <w:color w:val="000000" w:themeColor="text1"/>
-          <w:sz w:val="28"/>
-          <w:szCs w:val="28"/>
-          <w:lang w:val="ru-RU"/>
-        </w:rPr>
-      </w:pPr>
-      <w:r>
-        <w:rPr>
-          <w:rFonts w:ascii="Times New Roman" w:eastAsia="Times New Roman" w:hAnsi="Times New Roman" w:cs="Times New Roman"/>
-          <w:color w:val="000000" w:themeColor="text1"/>
-          <w:sz w:val="28"/>
-          <w:szCs w:val="28"/>
-          <w:lang w:val="ru-RU"/>
-        </w:rPr>
-        <w:t>Результат шифрования</w:t>
-      </w:r>
-    </w:p>
-    <w:p>
-      <w:pPr>
-        <w:jc w:val="center"/>
-        <w:rPr>
-          <w:rFonts w:ascii="Times New Roman" w:eastAsia="Times New Roman" w:hAnsi="Times New Roman" w:cs="Times New Roman"/>
-          <w:color w:val="000000" w:themeColor="text1"/>
-          <w:sz w:val="28"/>
-          <w:szCs w:val="28"/>
-          <w:lang w:val="ru-RU"/>
-        </w:rPr>
-      </w:pPr>
-      <w:r>
-        <w:rPr>
-          <w:rFonts w:ascii="Times New Roman" w:eastAsia="Times New Roman" w:hAnsi="Times New Roman" w:cs="Times New Roman"/>
-          <w:color w:val="000000" w:themeColor="text1"/>
-          <w:sz w:val="28"/>
-          <w:szCs w:val="28"/>
-          <w:lang w:val="ru-RU"/>
-        </w:rPr>
         <w:drawing>
-          <wp:inline distT="0" distB="0" distL="0" distR="0" wp14:anchorId="6C9067F5" wp14:editId="7EAC653A">
-            <wp:extent cx="5940425" cy="3958240"/>
-            <wp:effectExtent l="0" t="0" r="3175" b="4445"/>
-            <wp:docPr id="1" name="Рисунок 1"/>
+          <wp:inline distT="0" distB="0" distL="0" distR="0" wp14:anchorId="733CBDB4" wp14:editId="0054F372">
+            <wp:extent cx="5940425" cy="3371493"/>
+            <wp:effectExtent l="0" t="0" r="3175" b="635"/>
+            <wp:docPr id="5" name="Рисунок 5"/>
             <wp:cNvGraphicFramePr>
               <a:graphicFrameLocks xmlns:a="http://schemas.openxmlformats.org/drawingml/2006/main" noChangeAspect="1"/>
             </wp:cNvGraphicFramePr>
@@ -2053,7 +1768,7 @@
                   <pic:spPr>
                     <a:xfrm>
                       <a:off x="0" y="0"/>
-                      <a:ext cx="5940425" cy="3958240"/>
+                      <a:ext cx="5940425" cy="3371493"/>
                     </a:xfrm>
                     <a:prstGeom prst="rect">
                       <a:avLst/>
@@ -2071,25 +1786,139 @@
         <w:jc w:val="center"/>
         <w:rPr>
           <w:rFonts w:ascii="Times New Roman" w:eastAsia="Times New Roman" w:hAnsi="Times New Roman" w:cs="Times New Roman"/>
-          <w:color w:val="000000" w:themeColor="text1"/>
-          <w:sz w:val="28"/>
-          <w:szCs w:val="28"/>
-          <w:lang w:val="ru-RU"/>
-        </w:rPr>
-      </w:pPr>
-      <w:r>
-        <w:rPr>
-          <w:rFonts w:ascii="Times New Roman" w:eastAsia="Times New Roman" w:hAnsi="Times New Roman" w:cs="Times New Roman"/>
+          <w:b/>
+          <w:bCs/>
+          <w:color w:val="000000" w:themeColor="text1"/>
+          <w:sz w:val="28"/>
+          <w:szCs w:val="28"/>
+          <w:lang w:val="ru-RU"/>
+        </w:rPr>
+      </w:pPr>
+    </w:p>
+    <w:p>
+      <w:pPr>
+        <w:jc w:val="center"/>
+        <w:rPr>
+          <w:rFonts w:ascii="Times New Roman" w:eastAsia="Times New Roman" w:hAnsi="Times New Roman" w:cs="Times New Roman"/>
+          <w:b/>
+          <w:bCs/>
+          <w:color w:val="000000" w:themeColor="text1"/>
+          <w:sz w:val="28"/>
+          <w:szCs w:val="28"/>
+          <w:lang w:val="ru-RU"/>
+        </w:rPr>
+      </w:pPr>
+      <w:r>
+        <w:rPr>
+          <w:rFonts w:ascii="Times New Roman" w:eastAsia="Times New Roman" w:hAnsi="Times New Roman" w:cs="Times New Roman"/>
+          <w:b/>
+          <w:bCs/>
+          <w:color w:val="000000" w:themeColor="text1"/>
+          <w:sz w:val="28"/>
+          <w:szCs w:val="28"/>
+          <w:lang w:val="ru-RU"/>
+        </w:rPr>
+        <w:t>Тесты</w:t>
+      </w:r>
+    </w:p>
+    <w:p>
+      <w:pPr>
+        <w:jc w:val="center"/>
+        <w:rPr>
+          <w:rFonts w:ascii="Times New Roman" w:eastAsia="Times New Roman" w:hAnsi="Times New Roman" w:cs="Times New Roman"/>
+          <w:color w:val="000000" w:themeColor="text1"/>
+          <w:sz w:val="28"/>
+          <w:szCs w:val="28"/>
+          <w:lang w:val="ru-RU"/>
+        </w:rPr>
+      </w:pPr>
+      <w:r>
+        <w:rPr>
+          <w:rFonts w:ascii="Times New Roman" w:eastAsia="Times New Roman" w:hAnsi="Times New Roman" w:cs="Times New Roman"/>
+          <w:color w:val="000000" w:themeColor="text1"/>
+          <w:sz w:val="28"/>
+          <w:szCs w:val="28"/>
+          <w:lang w:val="ru-RU"/>
+        </w:rPr>
+        <w:t>Текстовый файл(</w:t>
+      </w:r>
+      <w:r>
+        <w:rPr>
+          <w:rFonts w:ascii="Times New Roman" w:eastAsia="Times New Roman" w:hAnsi="Times New Roman" w:cs="Times New Roman"/>
+          <w:color w:val="000000" w:themeColor="text1"/>
+          <w:sz w:val="28"/>
+          <w:szCs w:val="28"/>
+          <w:lang w:val="ru-RU"/>
+        </w:rPr>
+        <w:t>.</w:t>
+      </w:r>
+      <w:r>
+        <w:rPr>
+          <w:rFonts w:ascii="Times New Roman" w:eastAsia="Times New Roman" w:hAnsi="Times New Roman" w:cs="Times New Roman"/>
+          <w:color w:val="000000" w:themeColor="text1"/>
+          <w:sz w:val="28"/>
+          <w:szCs w:val="28"/>
+        </w:rPr>
+        <w:t>txt</w:t>
+      </w:r>
+      <w:r>
+        <w:rPr>
+          <w:rFonts w:ascii="Times New Roman" w:eastAsia="Times New Roman" w:hAnsi="Times New Roman" w:cs="Times New Roman"/>
+          <w:color w:val="000000" w:themeColor="text1"/>
+          <w:sz w:val="28"/>
+          <w:szCs w:val="28"/>
+          <w:lang w:val="ru-RU"/>
+        </w:rPr>
+        <w:t>)</w:t>
+      </w:r>
+    </w:p>
+    <w:p>
+      <w:pPr>
+        <w:jc w:val="center"/>
+        <w:rPr>
+          <w:rFonts w:ascii="Times New Roman" w:eastAsia="Times New Roman" w:hAnsi="Times New Roman" w:cs="Times New Roman"/>
+          <w:color w:val="000000" w:themeColor="text1"/>
+          <w:sz w:val="28"/>
+          <w:szCs w:val="28"/>
+          <w:lang w:val="ru-RU"/>
+        </w:rPr>
+      </w:pPr>
+      <w:r>
+        <w:rPr>
+          <w:rFonts w:ascii="Times New Roman" w:eastAsia="Times New Roman" w:hAnsi="Times New Roman" w:cs="Times New Roman"/>
+          <w:color w:val="000000" w:themeColor="text1"/>
+          <w:sz w:val="28"/>
+          <w:szCs w:val="28"/>
+          <w:lang w:val="ru-RU"/>
+        </w:rPr>
+        <w:t>Результат шифрования</w:t>
+      </w:r>
+    </w:p>
+    <w:p>
+      <w:pPr>
+        <w:jc w:val="center"/>
+        <w:rPr>
+          <w:rFonts w:ascii="Times New Roman" w:eastAsia="Times New Roman" w:hAnsi="Times New Roman" w:cs="Times New Roman"/>
+          <w:color w:val="000000" w:themeColor="text1"/>
+          <w:sz w:val="28"/>
+          <w:szCs w:val="28"/>
+          <w:lang w:val="ru-RU"/>
+        </w:rPr>
+      </w:pPr>
+      <w:r>
+        <w:rPr>
+          <w:rFonts w:ascii="Times New Roman" w:eastAsia="Times New Roman" w:hAnsi="Times New Roman" w:cs="Times New Roman"/>
+          <w:noProof/>
           <w:color w:val="000000" w:themeColor="text1"/>
           <w:sz w:val="28"/>
           <w:szCs w:val="28"/>
           <w:lang w:val="ru-RU"/>
         </w:rPr>
         <w:drawing>
-          <wp:inline distT="0" distB="0" distL="0" distR="0" wp14:anchorId="3531600C" wp14:editId="7AEE4F63">
-            <wp:extent cx="5940425" cy="3478787"/>
-            <wp:effectExtent l="0" t="0" r="3175" b="7620"/>
-            <wp:docPr id="23" name="Рисунок 23"/>
+          <wp:inline distT="0" distB="0" distL="0" distR="0" wp14:anchorId="6C9067F5" wp14:editId="7EAC653A">
+            <wp:extent cx="5940425" cy="3958240"/>
+            <wp:effectExtent l="0" t="0" r="3175" b="4445"/>
+            <wp:docPr id="1" name="Рисунок 1"/>
             <wp:cNvGraphicFramePr>
               <a:graphicFrameLocks xmlns:a="http://schemas.openxmlformats.org/drawingml/2006/main" noChangeAspect="1"/>
             </wp:cNvGraphicFramePr>
@@ -2109,7 +1938,7 @@
                   <pic:spPr>
                     <a:xfrm>
                       <a:off x="0" y="0"/>
-                      <a:ext cx="5940425" cy="3478787"/>
+                      <a:ext cx="5940425" cy="3958240"/>
                     </a:xfrm>
                     <a:prstGeom prst="rect">
                       <a:avLst/>
@@ -2133,111 +1962,21 @@
           <w:lang w:val="ru-RU"/>
         </w:rPr>
       </w:pPr>
-    </w:p>
-    <w:p>
-      <w:pPr>
-        <w:jc w:val="center"/>
-        <w:rPr>
-          <w:rFonts w:ascii="Times New Roman" w:eastAsia="Times New Roman" w:hAnsi="Times New Roman" w:cs="Times New Roman"/>
-          <w:color w:val="000000" w:themeColor="text1"/>
-          <w:sz w:val="28"/>
-          <w:szCs w:val="28"/>
-          <w:lang w:val="ru-RU"/>
-        </w:rPr>
-      </w:pPr>
-    </w:p>
-    <w:p>
-      <w:pPr>
-        <w:jc w:val="center"/>
-        <w:rPr>
-          <w:rFonts w:ascii="Times New Roman" w:eastAsia="Times New Roman" w:hAnsi="Times New Roman" w:cs="Times New Roman"/>
-          <w:color w:val="000000" w:themeColor="text1"/>
-          <w:sz w:val="28"/>
-          <w:szCs w:val="28"/>
-          <w:lang w:val="ru-RU"/>
-        </w:rPr>
-      </w:pPr>
-    </w:p>
-    <w:p>
-      <w:pPr>
-        <w:jc w:val="center"/>
-        <w:rPr>
-          <w:rFonts w:ascii="Times New Roman" w:eastAsia="Times New Roman" w:hAnsi="Times New Roman" w:cs="Times New Roman"/>
-          <w:color w:val="000000" w:themeColor="text1"/>
-          <w:sz w:val="28"/>
-          <w:szCs w:val="28"/>
-          <w:lang w:val="ru-RU"/>
-        </w:rPr>
-      </w:pPr>
-    </w:p>
-    <w:p>
-      <w:pPr>
-        <w:jc w:val="center"/>
-        <w:rPr>
-          <w:rFonts w:ascii="Times New Roman" w:eastAsia="Times New Roman" w:hAnsi="Times New Roman" w:cs="Times New Roman"/>
-          <w:color w:val="000000" w:themeColor="text1"/>
-          <w:sz w:val="28"/>
-          <w:szCs w:val="28"/>
-          <w:lang w:val="ru-RU"/>
-        </w:rPr>
-      </w:pPr>
-    </w:p>
-    <w:p>
-      <w:pPr>
-        <w:jc w:val="center"/>
-        <w:rPr>
-          <w:rFonts w:ascii="Times New Roman" w:eastAsia="Times New Roman" w:hAnsi="Times New Roman" w:cs="Times New Roman"/>
-          <w:color w:val="000000" w:themeColor="text1"/>
-          <w:sz w:val="28"/>
-          <w:szCs w:val="28"/>
-          <w:lang w:val="ru-RU"/>
-        </w:rPr>
-      </w:pPr>
-      <w:r>
-        <w:rPr>
-          <w:rFonts w:ascii="Times New Roman" w:eastAsia="Times New Roman" w:hAnsi="Times New Roman" w:cs="Times New Roman"/>
+      <w:r>
+        <w:rPr>
+          <w:rFonts w:ascii="Times New Roman" w:eastAsia="Times New Roman" w:hAnsi="Times New Roman" w:cs="Times New Roman"/>
+          <w:noProof/>
           <w:color w:val="000000" w:themeColor="text1"/>
           <w:sz w:val="28"/>
           <w:szCs w:val="28"/>
           <w:lang w:val="ru-RU"/>
         </w:rPr>
         <w:lastRenderedPageBreak/>
-        <w:t>Дешифрование</w:t>
-      </w:r>
-      <w:r>
-        <w:rPr>
-          <w:rFonts w:ascii="Times New Roman" w:eastAsia="Times New Roman" w:hAnsi="Times New Roman" w:cs="Times New Roman"/>
-          <w:color w:val="000000" w:themeColor="text1"/>
-          <w:sz w:val="28"/>
-          <w:szCs w:val="28"/>
-        </w:rPr>
-        <w:t>:</w:t>
-      </w:r>
-    </w:p>
-    <w:p>
-      <w:pPr>
-        <w:jc w:val="center"/>
-        <w:rPr>
-          <w:rFonts w:ascii="Times New Roman" w:eastAsia="Times New Roman" w:hAnsi="Times New Roman" w:cs="Times New Roman"/>
-          <w:color w:val="000000" w:themeColor="text1"/>
-          <w:sz w:val="28"/>
-          <w:szCs w:val="28"/>
-          <w:lang w:val="ru-RU"/>
-        </w:rPr>
-      </w:pPr>
-      <w:r>
-        <w:rPr>
-          <w:rFonts w:ascii="Times New Roman" w:eastAsia="Times New Roman" w:hAnsi="Times New Roman" w:cs="Times New Roman"/>
-          <w:color w:val="000000" w:themeColor="text1"/>
-          <w:sz w:val="28"/>
-          <w:szCs w:val="28"/>
-          <w:lang w:val="ru-RU"/>
-        </w:rPr>
         <w:drawing>
-          <wp:inline distT="0" distB="0" distL="0" distR="0" wp14:anchorId="12957832" wp14:editId="037FE11F">
-            <wp:extent cx="5940425" cy="4002997"/>
-            <wp:effectExtent l="0" t="0" r="3175" b="0"/>
-            <wp:docPr id="24" name="Рисунок 24"/>
+          <wp:inline distT="0" distB="0" distL="0" distR="0" wp14:anchorId="3531600C" wp14:editId="7AEE4F63">
+            <wp:extent cx="5940425" cy="3478787"/>
+            <wp:effectExtent l="0" t="0" r="3175" b="7620"/>
+            <wp:docPr id="23" name="Рисунок 23"/>
             <wp:cNvGraphicFramePr>
               <a:graphicFrameLocks xmlns:a="http://schemas.openxmlformats.org/drawingml/2006/main" noChangeAspect="1"/>
             </wp:cNvGraphicFramePr>
@@ -2257,7 +1996,7 @@
                   <pic:spPr>
                     <a:xfrm>
                       <a:off x="0" y="0"/>
-                      <a:ext cx="5940425" cy="4002997"/>
+                      <a:ext cx="5940425" cy="3478787"/>
                     </a:xfrm>
                     <a:prstGeom prst="rect">
                       <a:avLst/>
@@ -2281,19 +2020,111 @@
           <w:lang w:val="ru-RU"/>
         </w:rPr>
       </w:pPr>
-      <w:r>
-        <w:rPr>
-          <w:rFonts w:ascii="Times New Roman" w:eastAsia="Times New Roman" w:hAnsi="Times New Roman" w:cs="Times New Roman"/>
+    </w:p>
+    <w:p>
+      <w:pPr>
+        <w:jc w:val="center"/>
+        <w:rPr>
+          <w:rFonts w:ascii="Times New Roman" w:eastAsia="Times New Roman" w:hAnsi="Times New Roman" w:cs="Times New Roman"/>
+          <w:color w:val="000000" w:themeColor="text1"/>
+          <w:sz w:val="28"/>
+          <w:szCs w:val="28"/>
+          <w:lang w:val="ru-RU"/>
+        </w:rPr>
+      </w:pPr>
+    </w:p>
+    <w:p>
+      <w:pPr>
+        <w:jc w:val="center"/>
+        <w:rPr>
+          <w:rFonts w:ascii="Times New Roman" w:eastAsia="Times New Roman" w:hAnsi="Times New Roman" w:cs="Times New Roman"/>
+          <w:color w:val="000000" w:themeColor="text1"/>
+          <w:sz w:val="28"/>
+          <w:szCs w:val="28"/>
+          <w:lang w:val="ru-RU"/>
+        </w:rPr>
+      </w:pPr>
+    </w:p>
+    <w:p>
+      <w:pPr>
+        <w:jc w:val="center"/>
+        <w:rPr>
+          <w:rFonts w:ascii="Times New Roman" w:eastAsia="Times New Roman" w:hAnsi="Times New Roman" w:cs="Times New Roman"/>
+          <w:color w:val="000000" w:themeColor="text1"/>
+          <w:sz w:val="28"/>
+          <w:szCs w:val="28"/>
+          <w:lang w:val="ru-RU"/>
+        </w:rPr>
+      </w:pPr>
+    </w:p>
+    <w:p>
+      <w:pPr>
+        <w:jc w:val="center"/>
+        <w:rPr>
+          <w:rFonts w:ascii="Times New Roman" w:eastAsia="Times New Roman" w:hAnsi="Times New Roman" w:cs="Times New Roman"/>
+          <w:color w:val="000000" w:themeColor="text1"/>
+          <w:sz w:val="28"/>
+          <w:szCs w:val="28"/>
+          <w:lang w:val="ru-RU"/>
+        </w:rPr>
+      </w:pPr>
+    </w:p>
+    <w:p>
+      <w:pPr>
+        <w:jc w:val="center"/>
+        <w:rPr>
+          <w:rFonts w:ascii="Times New Roman" w:eastAsia="Times New Roman" w:hAnsi="Times New Roman" w:cs="Times New Roman"/>
+          <w:color w:val="000000" w:themeColor="text1"/>
+          <w:sz w:val="28"/>
+          <w:szCs w:val="28"/>
+          <w:lang w:val="ru-RU"/>
+        </w:rPr>
+      </w:pPr>
+      <w:r>
+        <w:rPr>
+          <w:rFonts w:ascii="Times New Roman" w:eastAsia="Times New Roman" w:hAnsi="Times New Roman" w:cs="Times New Roman"/>
+          <w:color w:val="000000" w:themeColor="text1"/>
+          <w:sz w:val="28"/>
+          <w:szCs w:val="28"/>
+          <w:lang w:val="ru-RU"/>
+        </w:rPr>
+        <w:t>Дешифрование</w:t>
+      </w:r>
+      <w:r>
+        <w:rPr>
+          <w:rFonts w:ascii="Times New Roman" w:eastAsia="Times New Roman" w:hAnsi="Times New Roman" w:cs="Times New Roman"/>
+          <w:color w:val="000000" w:themeColor="text1"/>
+          <w:sz w:val="28"/>
+          <w:szCs w:val="28"/>
+        </w:rPr>
+        <w:t>:</w:t>
+      </w:r>
+    </w:p>
+    <w:p>
+      <w:pPr>
+        <w:jc w:val="center"/>
+        <w:rPr>
+          <w:rFonts w:ascii="Times New Roman" w:eastAsia="Times New Roman" w:hAnsi="Times New Roman" w:cs="Times New Roman"/>
+          <w:color w:val="000000" w:themeColor="text1"/>
+          <w:sz w:val="28"/>
+          <w:szCs w:val="28"/>
+          <w:lang w:val="ru-RU"/>
+        </w:rPr>
+      </w:pPr>
+      <w:r>
+        <w:rPr>
+          <w:rFonts w:ascii="Times New Roman" w:eastAsia="Times New Roman" w:hAnsi="Times New Roman" w:cs="Times New Roman"/>
+          <w:noProof/>
           <w:color w:val="000000" w:themeColor="text1"/>
           <w:sz w:val="28"/>
           <w:szCs w:val="28"/>
           <w:lang w:val="ru-RU"/>
         </w:rPr>
         <w:drawing>
-          <wp:inline distT="0" distB="0" distL="0" distR="0" wp14:anchorId="55F5D324" wp14:editId="11778CD0">
-            <wp:extent cx="5940425" cy="3454876"/>
+          <wp:inline distT="0" distB="0" distL="0" distR="0" wp14:anchorId="12957832" wp14:editId="037FE11F">
+            <wp:extent cx="5940425" cy="4002997"/>
             <wp:effectExtent l="0" t="0" r="3175" b="0"/>
-            <wp:docPr id="25" name="Рисунок 25"/>
+            <wp:docPr id="24" name="Рисунок 24"/>
             <wp:cNvGraphicFramePr>
               <a:graphicFrameLocks xmlns:a="http://schemas.openxmlformats.org/drawingml/2006/main" noChangeAspect="1"/>
             </wp:cNvGraphicFramePr>
@@ -2313,6 +2144,64 @@
                   <pic:spPr>
                     <a:xfrm>
                       <a:off x="0" y="0"/>
+                      <a:ext cx="5940425" cy="4002997"/>
+                    </a:xfrm>
+                    <a:prstGeom prst="rect">
+                      <a:avLst/>
+                    </a:prstGeom>
+                  </pic:spPr>
+                </pic:pic>
+              </a:graphicData>
+            </a:graphic>
+          </wp:inline>
+        </w:drawing>
+      </w:r>
+    </w:p>
+    <w:p>
+      <w:pPr>
+        <w:jc w:val="center"/>
+        <w:rPr>
+          <w:rFonts w:ascii="Times New Roman" w:eastAsia="Times New Roman" w:hAnsi="Times New Roman" w:cs="Times New Roman"/>
+          <w:color w:val="000000" w:themeColor="text1"/>
+          <w:sz w:val="28"/>
+          <w:szCs w:val="28"/>
+          <w:lang w:val="ru-RU"/>
+        </w:rPr>
+      </w:pPr>
+      <w:r>
+        <w:rPr>
+          <w:rFonts w:ascii="Times New Roman" w:eastAsia="Times New Roman" w:hAnsi="Times New Roman" w:cs="Times New Roman"/>
+          <w:noProof/>
+          <w:color w:val="000000" w:themeColor="text1"/>
+          <w:sz w:val="28"/>
+          <w:szCs w:val="28"/>
+          <w:lang w:val="ru-RU"/>
+        </w:rPr>
+        <w:lastRenderedPageBreak/>
+        <w:drawing>
+          <wp:inline distT="0" distB="0" distL="0" distR="0" wp14:anchorId="55F5D324" wp14:editId="11778CD0">
+            <wp:extent cx="5940425" cy="3454876"/>
+            <wp:effectExtent l="0" t="0" r="3175" b="0"/>
+            <wp:docPr id="25" name="Рисунок 25"/>
+            <wp:cNvGraphicFramePr>
+              <a:graphicFrameLocks xmlns:a="http://schemas.openxmlformats.org/drawingml/2006/main" noChangeAspect="1"/>
+            </wp:cNvGraphicFramePr>
+            <a:graphic xmlns:a="http://schemas.openxmlformats.org/drawingml/2006/main">
+              <a:graphicData uri="http://schemas.openxmlformats.org/drawingml/2006/picture">
+                <pic:pic xmlns:pic="http://schemas.openxmlformats.org/drawingml/2006/picture">
+                  <pic:nvPicPr>
+                    <pic:cNvPr id="0" name=""/>
+                    <pic:cNvPicPr/>
+                  </pic:nvPicPr>
+                  <pic:blipFill>
+                    <a:blip r:embed="rId10"/>
+                    <a:stretch>
+                      <a:fillRect/>
+                    </a:stretch>
+                  </pic:blipFill>
+                  <pic:spPr>
+                    <a:xfrm>
+                      <a:off x="0" y="0"/>
                       <a:ext cx="5940425" cy="3454876"/>
                     </a:xfrm>
                     <a:prstGeom prst="rect">
@@ -2400,16 +2289,266 @@
     </w:p>
     <w:p>
       <w:pPr>
-        <w:rPr>
-          <w:rFonts w:ascii="Times New Roman" w:eastAsia="Times New Roman" w:hAnsi="Times New Roman" w:cs="Times New Roman"/>
-          <w:color w:val="000000" w:themeColor="text1"/>
-          <w:sz w:val="28"/>
-          <w:szCs w:val="28"/>
-          <w:lang w:val="ru-RU"/>
-        </w:rPr>
-      </w:pPr>
-      <w:bookmarkStart w:id="0" w:name="_GoBack"/>
-      <w:bookmarkEnd w:id="0"/>
+        <w:jc w:val="center"/>
+        <w:rPr>
+          <w:rFonts w:ascii="Times New Roman" w:eastAsia="Times New Roman" w:hAnsi="Times New Roman" w:cs="Times New Roman"/>
+          <w:color w:val="000000" w:themeColor="text1"/>
+          <w:sz w:val="28"/>
+          <w:szCs w:val="28"/>
+          <w:lang w:val="ru-RU"/>
+        </w:rPr>
+      </w:pPr>
+    </w:p>
+    <w:p>
+      <w:pPr>
+        <w:jc w:val="center"/>
+        <w:rPr>
+          <w:rFonts w:ascii="Times New Roman" w:eastAsia="Times New Roman" w:hAnsi="Times New Roman" w:cs="Times New Roman"/>
+          <w:color w:val="000000" w:themeColor="text1"/>
+          <w:sz w:val="28"/>
+          <w:szCs w:val="28"/>
+          <w:lang w:val="ru-RU"/>
+        </w:rPr>
+      </w:pPr>
+    </w:p>
+    <w:p>
+      <w:pPr>
+        <w:jc w:val="center"/>
+        <w:rPr>
+          <w:rFonts w:ascii="Times New Roman" w:eastAsia="Times New Roman" w:hAnsi="Times New Roman" w:cs="Times New Roman"/>
+          <w:color w:val="000000" w:themeColor="text1"/>
+          <w:sz w:val="28"/>
+          <w:szCs w:val="28"/>
+          <w:lang w:val="ru-RU"/>
+        </w:rPr>
+      </w:pPr>
+    </w:p>
+    <w:p>
+      <w:pPr>
+        <w:jc w:val="center"/>
+        <w:rPr>
+          <w:rFonts w:ascii="Times New Roman" w:eastAsia="Times New Roman" w:hAnsi="Times New Roman" w:cs="Times New Roman"/>
+          <w:color w:val="000000" w:themeColor="text1"/>
+          <w:sz w:val="28"/>
+          <w:szCs w:val="28"/>
+          <w:lang w:val="ru-RU"/>
+        </w:rPr>
+      </w:pPr>
+    </w:p>
+    <w:p>
+      <w:pPr>
+        <w:jc w:val="center"/>
+        <w:rPr>
+          <w:rFonts w:ascii="Times New Roman" w:eastAsia="Times New Roman" w:hAnsi="Times New Roman" w:cs="Times New Roman"/>
+          <w:color w:val="000000" w:themeColor="text1"/>
+          <w:sz w:val="28"/>
+          <w:szCs w:val="28"/>
+          <w:lang w:val="ru-RU"/>
+        </w:rPr>
+      </w:pPr>
+    </w:p>
+    <w:p>
+      <w:pPr>
+        <w:jc w:val="center"/>
+        <w:rPr>
+          <w:rFonts w:ascii="Times New Roman" w:eastAsia="Times New Roman" w:hAnsi="Times New Roman" w:cs="Times New Roman"/>
+          <w:color w:val="000000" w:themeColor="text1"/>
+          <w:sz w:val="28"/>
+          <w:szCs w:val="28"/>
+          <w:lang w:val="ru-RU"/>
+        </w:rPr>
+      </w:pPr>
+    </w:p>
+    <w:p>
+      <w:pPr>
+        <w:jc w:val="center"/>
+        <w:rPr>
+          <w:rFonts w:ascii="Times New Roman" w:eastAsia="Times New Roman" w:hAnsi="Times New Roman" w:cs="Times New Roman"/>
+          <w:color w:val="000000" w:themeColor="text1"/>
+          <w:sz w:val="28"/>
+          <w:szCs w:val="28"/>
+          <w:lang w:val="ru-RU"/>
+        </w:rPr>
+      </w:pPr>
+    </w:p>
+    <w:p>
+      <w:pPr>
+        <w:jc w:val="center"/>
+        <w:rPr>
+          <w:rFonts w:ascii="Times New Roman" w:eastAsia="Times New Roman" w:hAnsi="Times New Roman" w:cs="Times New Roman"/>
+          <w:color w:val="000000" w:themeColor="text1"/>
+          <w:sz w:val="28"/>
+          <w:szCs w:val="28"/>
+          <w:lang w:val="ru-RU"/>
+        </w:rPr>
+      </w:pPr>
+    </w:p>
+    <w:p>
+      <w:pPr>
+        <w:jc w:val="center"/>
+        <w:rPr>
+          <w:rFonts w:ascii="Times New Roman" w:eastAsia="Times New Roman" w:hAnsi="Times New Roman" w:cs="Times New Roman"/>
+          <w:color w:val="000000" w:themeColor="text1"/>
+          <w:sz w:val="28"/>
+          <w:szCs w:val="28"/>
+          <w:lang w:val="ru-RU"/>
+        </w:rPr>
+      </w:pPr>
+    </w:p>
+    <w:p>
+      <w:pPr>
+        <w:jc w:val="center"/>
+        <w:rPr>
+          <w:rFonts w:ascii="Times New Roman" w:eastAsia="Times New Roman" w:hAnsi="Times New Roman" w:cs="Times New Roman"/>
+          <w:color w:val="000000" w:themeColor="text1"/>
+          <w:sz w:val="28"/>
+          <w:szCs w:val="28"/>
+          <w:lang w:val="ru-RU"/>
+        </w:rPr>
+      </w:pPr>
+    </w:p>
+    <w:p>
+      <w:pPr>
+        <w:jc w:val="center"/>
+        <w:rPr>
+          <w:rFonts w:ascii="Times New Roman" w:eastAsia="Times New Roman" w:hAnsi="Times New Roman" w:cs="Times New Roman"/>
+          <w:color w:val="000000" w:themeColor="text1"/>
+          <w:sz w:val="28"/>
+          <w:szCs w:val="28"/>
+          <w:lang w:val="ru-RU"/>
+        </w:rPr>
+      </w:pPr>
+    </w:p>
+    <w:p>
+      <w:pPr>
+        <w:jc w:val="center"/>
+        <w:rPr>
+          <w:rFonts w:ascii="Times New Roman" w:eastAsia="Times New Roman" w:hAnsi="Times New Roman" w:cs="Times New Roman"/>
+          <w:color w:val="000000" w:themeColor="text1"/>
+          <w:sz w:val="28"/>
+          <w:szCs w:val="28"/>
+          <w:lang w:val="ru-RU"/>
+        </w:rPr>
+      </w:pPr>
+    </w:p>
+    <w:p>
+      <w:pPr>
+        <w:jc w:val="center"/>
+        <w:rPr>
+          <w:rFonts w:ascii="Times New Roman" w:eastAsia="Times New Roman" w:hAnsi="Times New Roman" w:cs="Times New Roman"/>
+          <w:color w:val="000000" w:themeColor="text1"/>
+          <w:sz w:val="28"/>
+          <w:szCs w:val="28"/>
+          <w:lang w:val="ru-RU"/>
+        </w:rPr>
+      </w:pPr>
+    </w:p>
+    <w:p>
+      <w:pPr>
+        <w:jc w:val="center"/>
+        <w:rPr>
+          <w:rFonts w:ascii="Times New Roman" w:eastAsia="Times New Roman" w:hAnsi="Times New Roman" w:cs="Times New Roman"/>
+          <w:color w:val="000000" w:themeColor="text1"/>
+          <w:sz w:val="28"/>
+          <w:szCs w:val="28"/>
+          <w:lang w:val="ru-RU"/>
+        </w:rPr>
+      </w:pPr>
+    </w:p>
+    <w:p>
+      <w:pPr>
+        <w:jc w:val="center"/>
+        <w:rPr>
+          <w:rFonts w:ascii="Times New Roman" w:eastAsia="Times New Roman" w:hAnsi="Times New Roman" w:cs="Times New Roman"/>
+          <w:color w:val="000000" w:themeColor="text1"/>
+          <w:sz w:val="28"/>
+          <w:szCs w:val="28"/>
+          <w:lang w:val="ru-RU"/>
+        </w:rPr>
+      </w:pPr>
+    </w:p>
+    <w:p>
+      <w:pPr>
+        <w:jc w:val="center"/>
+        <w:rPr>
+          <w:rFonts w:ascii="Times New Roman" w:eastAsia="Times New Roman" w:hAnsi="Times New Roman" w:cs="Times New Roman"/>
+          <w:color w:val="000000" w:themeColor="text1"/>
+          <w:sz w:val="28"/>
+          <w:szCs w:val="28"/>
+          <w:lang w:val="ru-RU"/>
+        </w:rPr>
+      </w:pPr>
+    </w:p>
+    <w:p>
+      <w:pPr>
+        <w:jc w:val="center"/>
+        <w:rPr>
+          <w:rFonts w:ascii="Times New Roman" w:eastAsia="Times New Roman" w:hAnsi="Times New Roman" w:cs="Times New Roman"/>
+          <w:color w:val="000000" w:themeColor="text1"/>
+          <w:sz w:val="28"/>
+          <w:szCs w:val="28"/>
+          <w:lang w:val="ru-RU"/>
+        </w:rPr>
+      </w:pPr>
+    </w:p>
+    <w:p>
+      <w:pPr>
+        <w:jc w:val="center"/>
+        <w:rPr>
+          <w:rFonts w:ascii="Times New Roman" w:eastAsia="Times New Roman" w:hAnsi="Times New Roman" w:cs="Times New Roman"/>
+          <w:color w:val="000000" w:themeColor="text1"/>
+          <w:sz w:val="28"/>
+          <w:szCs w:val="28"/>
+          <w:lang w:val="ru-RU"/>
+        </w:rPr>
+      </w:pPr>
+    </w:p>
+    <w:p>
+      <w:pPr>
+        <w:jc w:val="center"/>
+        <w:rPr>
+          <w:rFonts w:ascii="Times New Roman" w:eastAsia="Times New Roman" w:hAnsi="Times New Roman" w:cs="Times New Roman"/>
+          <w:color w:val="000000" w:themeColor="text1"/>
+          <w:sz w:val="28"/>
+          <w:szCs w:val="28"/>
+          <w:lang w:val="ru-RU"/>
+        </w:rPr>
+      </w:pPr>
+    </w:p>
+    <w:p>
+      <w:pPr>
+        <w:jc w:val="center"/>
+        <w:rPr>
+          <w:rFonts w:ascii="Times New Roman" w:eastAsia="Times New Roman" w:hAnsi="Times New Roman" w:cs="Times New Roman"/>
+          <w:color w:val="000000" w:themeColor="text1"/>
+          <w:sz w:val="28"/>
+          <w:szCs w:val="28"/>
+          <w:lang w:val="ru-RU"/>
+        </w:rPr>
+      </w:pPr>
+    </w:p>
+    <w:p>
+      <w:pPr>
+        <w:jc w:val="center"/>
+        <w:rPr>
+          <w:rFonts w:ascii="Times New Roman" w:eastAsia="Times New Roman" w:hAnsi="Times New Roman" w:cs="Times New Roman"/>
+          <w:color w:val="000000" w:themeColor="text1"/>
+          <w:sz w:val="28"/>
+          <w:szCs w:val="28"/>
+          <w:lang w:val="ru-RU"/>
+        </w:rPr>
+      </w:pPr>
+    </w:p>
+    <w:p>
+      <w:pPr>
+        <w:rPr>
+          <w:rFonts w:ascii="Times New Roman" w:eastAsia="Times New Roman" w:hAnsi="Times New Roman" w:cs="Times New Roman"/>
+          <w:color w:val="000000" w:themeColor="text1"/>
+          <w:sz w:val="28"/>
+          <w:szCs w:val="28"/>
+          <w:lang w:val="ru-RU"/>
+        </w:rPr>
+      </w:pPr>
     </w:p>
     <w:p>
       <w:pPr>
@@ -2443,17 +2582,15 @@
         </w:rPr>
         <w:t>.</w:t>
       </w:r>
-      <w:proofErr w:type="spellStart"/>
-      <w:r>
-        <w:rPr>
-          <w:rFonts w:ascii="Times New Roman" w:eastAsia="Times New Roman" w:hAnsi="Times New Roman" w:cs="Times New Roman"/>
-          <w:color w:val="000000" w:themeColor="text1"/>
-          <w:sz w:val="28"/>
-          <w:szCs w:val="28"/>
-        </w:rPr>
-        <w:t>png</w:t>
-      </w:r>
-      <w:proofErr w:type="spellEnd"/>
+      <w:r>
+        <w:rPr>
+          <w:rFonts w:ascii="Times New Roman" w:eastAsia="Times New Roman" w:hAnsi="Times New Roman" w:cs="Times New Roman"/>
+          <w:color w:val="000000" w:themeColor="text1"/>
+          <w:sz w:val="28"/>
+          <w:szCs w:val="28"/>
+        </w:rPr>
+        <w:t>jpg</w:t>
+      </w:r>
       <w:r>
         <w:rPr>
           <w:rFonts w:ascii="Times New Roman" w:eastAsia="Times New Roman" w:hAnsi="Times New Roman" w:cs="Times New Roman"/>
@@ -2473,7 +2610,6 @@
           <w:color w:val="000000" w:themeColor="text1"/>
           <w:sz w:val="28"/>
           <w:szCs w:val="28"/>
-          <w:lang w:val="ru-RU"/>
         </w:rPr>
       </w:pPr>
       <w:r>
@@ -2482,10 +2618,10 @@
           <w:lang w:val="ru-RU"/>
         </w:rPr>
         <w:drawing>
-          <wp:inline distT="0" distB="0" distL="0" distR="0" wp14:anchorId="7DBF68C3" wp14:editId="7126C8CC">
-            <wp:extent cx="2141220" cy="2141220"/>
-            <wp:effectExtent l="0" t="0" r="0" b="0"/>
-            <wp:docPr id="16" name="Picture 16"/>
+          <wp:inline distT="0" distB="0" distL="0" distR="0" wp14:anchorId="582BBB91" wp14:editId="4D6906E8">
+            <wp:extent cx="5940425" cy="3332207"/>
+            <wp:effectExtent l="0" t="0" r="3175" b="1905"/>
+            <wp:docPr id="7" name="Рисунок 7" descr="картинка фон, 100,000+ картинки Фото и HD рисунок для бесплатной загрузки |  Pngtree"/>
             <wp:cNvGraphicFramePr>
               <a:graphicFrameLocks xmlns:a="http://schemas.openxmlformats.org/drawingml/2006/main" noChangeAspect="1"/>
             </wp:cNvGraphicFramePr>
@@ -2493,13 +2629,13 @@
               <a:graphicData uri="http://schemas.openxmlformats.org/drawingml/2006/picture">
                 <pic:pic xmlns:pic="http://schemas.openxmlformats.org/drawingml/2006/picture">
                   <pic:nvPicPr>
-                    <pic:cNvPr id="0" name="Picture 11"/>
+                    <pic:cNvPr id="0" name="Picture 1" descr="картинка фон, 100,000+ картинки Фото и HD рисунок для бесплатной загрузки |  Pngtree"/>
                     <pic:cNvPicPr>
                       <a:picLocks noChangeAspect="1" noChangeArrowheads="1"/>
                     </pic:cNvPicPr>
                   </pic:nvPicPr>
                   <pic:blipFill>
-                    <a:blip r:embed="rId10">
+                    <a:blip r:embed="rId11">
                       <a:extLst>
                         <a:ext uri="{28A0092B-C50C-407E-A947-70E740481C1C}">
                           <a14:useLocalDpi xmlns:a14="http://schemas.microsoft.com/office/drawing/2010/main" val="0"/>
@@ -2514,7 +2650,7 @@
                   <pic:spPr bwMode="auto">
                     <a:xfrm>
                       <a:off x="0" y="0"/>
-                      <a:ext cx="2141220" cy="2141220"/>
+                      <a:ext cx="5940425" cy="3332207"/>
                     </a:xfrm>
                     <a:prstGeom prst="rect">
                       <a:avLst/>
@@ -2542,30 +2678,6 @@
           <w:lang w:val="ru-RU"/>
         </w:rPr>
       </w:pPr>
-    </w:p>
-    <w:p>
-      <w:pPr>
-        <w:jc w:val="center"/>
-        <w:rPr>
-          <w:rFonts w:ascii="Times New Roman" w:eastAsia="Times New Roman" w:hAnsi="Times New Roman" w:cs="Times New Roman"/>
-          <w:color w:val="000000" w:themeColor="text1"/>
-          <w:sz w:val="28"/>
-          <w:szCs w:val="28"/>
-          <w:lang w:val="ru-RU"/>
-        </w:rPr>
-      </w:pPr>
-    </w:p>
-    <w:p>
-      <w:pPr>
-        <w:jc w:val="center"/>
-        <w:rPr>
-          <w:rFonts w:ascii="Times New Roman" w:eastAsia="Times New Roman" w:hAnsi="Times New Roman" w:cs="Times New Roman"/>
-          <w:color w:val="000000" w:themeColor="text1"/>
-          <w:sz w:val="28"/>
-          <w:szCs w:val="28"/>
-          <w:lang w:val="ru-RU"/>
-        </w:rPr>
-      </w:pPr>
       <w:r>
         <w:rPr>
           <w:rFonts w:ascii="Times New Roman" w:eastAsia="Times New Roman" w:hAnsi="Times New Roman" w:cs="Times New Roman"/>
@@ -2591,17 +2703,16 @@
       <w:r>
         <w:rPr>
           <w:rFonts w:ascii="Times New Roman" w:eastAsia="Times New Roman" w:hAnsi="Times New Roman" w:cs="Times New Roman"/>
-          <w:noProof/>
           <w:color w:val="000000" w:themeColor="text1"/>
           <w:sz w:val="28"/>
           <w:szCs w:val="28"/>
           <w:lang w:val="ru-RU"/>
         </w:rPr>
         <w:drawing>
-          <wp:inline distT="0" distB="0" distL="0" distR="0" wp14:anchorId="4318E513" wp14:editId="678B086E">
-            <wp:extent cx="5940425" cy="3400425"/>
-            <wp:effectExtent l="0" t="0" r="3175" b="9525"/>
-            <wp:docPr id="17" name="Picture 17"/>
+          <wp:inline distT="0" distB="0" distL="0" distR="0" wp14:anchorId="7C54FAF0" wp14:editId="635EDD87">
+            <wp:extent cx="4547377" cy="4686300"/>
+            <wp:effectExtent l="0" t="0" r="5715" b="0"/>
+            <wp:docPr id="10" name="Рисунок 10"/>
             <wp:cNvGraphicFramePr>
               <a:graphicFrameLocks xmlns:a="http://schemas.openxmlformats.org/drawingml/2006/main" noChangeAspect="1"/>
             </wp:cNvGraphicFramePr>
@@ -2609,65 +2720,7 @@
               <a:graphicData uri="http://schemas.openxmlformats.org/drawingml/2006/picture">
                 <pic:pic xmlns:pic="http://schemas.openxmlformats.org/drawingml/2006/picture">
                   <pic:nvPicPr>
-                    <pic:cNvPr id="1" name=""/>
-                    <pic:cNvPicPr/>
-                  </pic:nvPicPr>
-                  <pic:blipFill>
-                    <a:blip r:embed="rId11"/>
-                    <a:stretch>
-                      <a:fillRect/>
-                    </a:stretch>
-                  </pic:blipFill>
-                  <pic:spPr>
-                    <a:xfrm>
-                      <a:off x="0" y="0"/>
-                      <a:ext cx="5940425" cy="3400425"/>
-                    </a:xfrm>
-                    <a:prstGeom prst="rect">
-                      <a:avLst/>
-                    </a:prstGeom>
-                  </pic:spPr>
-                </pic:pic>
-              </a:graphicData>
-            </a:graphic>
-          </wp:inline>
-        </w:drawing>
-      </w:r>
-    </w:p>
-    <w:p>
-      <w:pPr>
-        <w:jc w:val="center"/>
-        <w:rPr>
-          <w:rFonts w:ascii="Times New Roman" w:eastAsia="Times New Roman" w:hAnsi="Times New Roman" w:cs="Times New Roman"/>
-          <w:color w:val="000000" w:themeColor="text1"/>
-          <w:sz w:val="28"/>
-          <w:szCs w:val="28"/>
-          <w:lang w:val="ru-RU"/>
-        </w:rPr>
-      </w:pPr>
-      <w:r>
-        <w:rPr>
-          <w:rFonts w:ascii="Times New Roman" w:eastAsia="Times New Roman" w:hAnsi="Times New Roman" w:cs="Times New Roman"/>
-          <w:noProof/>
-          <w:color w:val="000000" w:themeColor="text1"/>
-          <w:sz w:val="28"/>
-          <w:szCs w:val="28"/>
-          <w:lang w:val="ru-RU"/>
-        </w:rPr>
-        <w:lastRenderedPageBreak/>
-        <w:drawing>
-          <wp:inline distT="0" distB="0" distL="0" distR="0" wp14:anchorId="55F350A9" wp14:editId="6C4C2E8B">
-            <wp:extent cx="5940425" cy="3151505"/>
-            <wp:effectExtent l="0" t="0" r="3175" b="0"/>
-            <wp:docPr id="18" name="Picture 18"/>
-            <wp:cNvGraphicFramePr>
-              <a:graphicFrameLocks xmlns:a="http://schemas.openxmlformats.org/drawingml/2006/main" noChangeAspect="1"/>
-            </wp:cNvGraphicFramePr>
-            <a:graphic xmlns:a="http://schemas.openxmlformats.org/drawingml/2006/main">
-              <a:graphicData uri="http://schemas.openxmlformats.org/drawingml/2006/picture">
-                <pic:pic xmlns:pic="http://schemas.openxmlformats.org/drawingml/2006/picture">
-                  <pic:nvPicPr>
-                    <pic:cNvPr id="1" name=""/>
+                    <pic:cNvPr id="0" name=""/>
                     <pic:cNvPicPr/>
                   </pic:nvPicPr>
                   <pic:blipFill>
@@ -2679,7 +2732,7 @@
                   <pic:spPr>
                     <a:xfrm>
                       <a:off x="0" y="0"/>
-                      <a:ext cx="5940425" cy="3151505"/>
+                      <a:ext cx="4545395" cy="4684258"/>
                     </a:xfrm>
                     <a:prstGeom prst="rect">
                       <a:avLst/>
@@ -2703,54 +2756,20 @@
           <w:lang w:val="ru-RU"/>
         </w:rPr>
       </w:pPr>
-    </w:p>
-    <w:p>
-      <w:pPr>
-        <w:jc w:val="center"/>
-        <w:rPr>
-          <w:rFonts w:ascii="Times New Roman" w:eastAsia="Times New Roman" w:hAnsi="Times New Roman" w:cs="Times New Roman"/>
-          <w:color w:val="000000" w:themeColor="text1"/>
-          <w:sz w:val="28"/>
-          <w:szCs w:val="28"/>
-          <w:lang w:val="ru-RU"/>
-        </w:rPr>
-      </w:pPr>
-      <w:r>
-        <w:rPr>
-          <w:rFonts w:ascii="Times New Roman" w:eastAsia="Times New Roman" w:hAnsi="Times New Roman" w:cs="Times New Roman"/>
-          <w:color w:val="000000" w:themeColor="text1"/>
-          <w:sz w:val="28"/>
-          <w:szCs w:val="28"/>
-          <w:lang w:val="ru-RU"/>
-        </w:rPr>
-        <w:t>Результат дешифрования зашифрованного файла</w:t>
-      </w:r>
-    </w:p>
-    <w:p>
-      <w:pPr>
-        <w:jc w:val="center"/>
-        <w:rPr>
-          <w:rFonts w:ascii="Times New Roman" w:eastAsia="Times New Roman" w:hAnsi="Times New Roman" w:cs="Times New Roman"/>
-          <w:color w:val="000000" w:themeColor="text1"/>
-          <w:sz w:val="28"/>
-          <w:szCs w:val="28"/>
-          <w:lang w:val="ru-RU"/>
-        </w:rPr>
-      </w:pPr>
-      <w:r>
-        <w:rPr>
-          <w:rFonts w:ascii="Times New Roman" w:eastAsia="Times New Roman" w:hAnsi="Times New Roman" w:cs="Times New Roman"/>
-          <w:noProof/>
-          <w:color w:val="000000" w:themeColor="text1"/>
-          <w:sz w:val="28"/>
-          <w:szCs w:val="28"/>
-          <w:lang w:val="ru-RU"/>
-        </w:rPr>
+      <w:r>
+        <w:rPr>
+          <w:rFonts w:ascii="Times New Roman" w:eastAsia="Times New Roman" w:hAnsi="Times New Roman" w:cs="Times New Roman"/>
+          <w:color w:val="000000" w:themeColor="text1"/>
+          <w:sz w:val="28"/>
+          <w:szCs w:val="28"/>
+          <w:lang w:val="ru-RU"/>
+        </w:rPr>
+        <w:lastRenderedPageBreak/>
         <w:drawing>
-          <wp:inline distT="0" distB="0" distL="0" distR="0" wp14:anchorId="2B05DBC2" wp14:editId="11291D88">
-            <wp:extent cx="5940425" cy="3383915"/>
-            <wp:effectExtent l="0" t="0" r="3175" b="6985"/>
-            <wp:docPr id="19" name="Picture 19"/>
+          <wp:inline distT="0" distB="0" distL="0" distR="0" wp14:anchorId="521BE4BE" wp14:editId="5CEAAB94">
+            <wp:extent cx="5940425" cy="2016520"/>
+            <wp:effectExtent l="0" t="0" r="3175" b="3175"/>
+            <wp:docPr id="11" name="Рисунок 11"/>
             <wp:cNvGraphicFramePr>
               <a:graphicFrameLocks xmlns:a="http://schemas.openxmlformats.org/drawingml/2006/main" noChangeAspect="1"/>
             </wp:cNvGraphicFramePr>
@@ -2758,7 +2777,7 @@
               <a:graphicData uri="http://schemas.openxmlformats.org/drawingml/2006/picture">
                 <pic:pic xmlns:pic="http://schemas.openxmlformats.org/drawingml/2006/picture">
                   <pic:nvPicPr>
-                    <pic:cNvPr id="1" name=""/>
+                    <pic:cNvPr id="0" name=""/>
                     <pic:cNvPicPr/>
                   </pic:nvPicPr>
                   <pic:blipFill>
@@ -2770,7 +2789,7 @@
                   <pic:spPr>
                     <a:xfrm>
                       <a:off x="0" y="0"/>
-                      <a:ext cx="5940425" cy="3383915"/>
+                      <a:ext cx="5940425" cy="2016520"/>
                     </a:xfrm>
                     <a:prstGeom prst="rect">
                       <a:avLst/>
@@ -2794,192 +2813,53 @@
           <w:lang w:val="ru-RU"/>
         </w:rPr>
       </w:pPr>
-      <w:r>
-        <w:rPr>
-          <w:noProof/>
+    </w:p>
+    <w:p>
+      <w:pPr>
+        <w:jc w:val="center"/>
+        <w:rPr>
+          <w:rFonts w:ascii="Times New Roman" w:eastAsia="Times New Roman" w:hAnsi="Times New Roman" w:cs="Times New Roman"/>
+          <w:color w:val="000000" w:themeColor="text1"/>
+          <w:sz w:val="28"/>
+          <w:szCs w:val="28"/>
+          <w:lang w:val="ru-RU"/>
+        </w:rPr>
+      </w:pPr>
+      <w:r>
+        <w:rPr>
+          <w:rFonts w:ascii="Times New Roman" w:eastAsia="Times New Roman" w:hAnsi="Times New Roman" w:cs="Times New Roman"/>
+          <w:color w:val="000000" w:themeColor="text1"/>
+          <w:sz w:val="28"/>
+          <w:szCs w:val="28"/>
+          <w:lang w:val="ru-RU"/>
+        </w:rPr>
+        <w:t>Результат дешифрования зашифрованного файла</w:t>
+      </w:r>
+    </w:p>
+    <w:p>
+      <w:pPr>
+        <w:jc w:val="center"/>
+        <w:rPr>
+          <w:rFonts w:ascii="Times New Roman" w:eastAsia="Times New Roman" w:hAnsi="Times New Roman" w:cs="Times New Roman"/>
+          <w:color w:val="000000" w:themeColor="text1"/>
+          <w:sz w:val="28"/>
+          <w:szCs w:val="28"/>
+          <w:lang w:val="ru-RU"/>
+        </w:rPr>
+      </w:pPr>
+      <w:r>
+        <w:rPr>
+          <w:rFonts w:ascii="Times New Roman" w:eastAsia="Times New Roman" w:hAnsi="Times New Roman" w:cs="Times New Roman"/>
+          <w:color w:val="000000" w:themeColor="text1"/>
+          <w:sz w:val="28"/>
+          <w:szCs w:val="28"/>
           <w:lang w:val="ru-RU"/>
         </w:rPr>
         <w:drawing>
-          <wp:inline distT="0" distB="0" distL="0" distR="0" wp14:anchorId="340C99EA" wp14:editId="03F0F9A0">
-            <wp:extent cx="2141220" cy="2141220"/>
+          <wp:inline distT="0" distB="0" distL="0" distR="0" wp14:anchorId="02F390FD" wp14:editId="120CD3AB">
+            <wp:extent cx="4866682" cy="3114675"/>
             <wp:effectExtent l="0" t="0" r="0" b="0"/>
-            <wp:docPr id="20" name="Picture 20"/>
-            <wp:cNvGraphicFramePr>
-              <a:graphicFrameLocks xmlns:a="http://schemas.openxmlformats.org/drawingml/2006/main" noChangeAspect="1"/>
-            </wp:cNvGraphicFramePr>
-            <a:graphic xmlns:a="http://schemas.openxmlformats.org/drawingml/2006/main">
-              <a:graphicData uri="http://schemas.openxmlformats.org/drawingml/2006/picture">
-                <pic:pic xmlns:pic="http://schemas.openxmlformats.org/drawingml/2006/picture">
-                  <pic:nvPicPr>
-                    <pic:cNvPr id="0" name="Picture 13"/>
-                    <pic:cNvPicPr>
-                      <a:picLocks noChangeAspect="1" noChangeArrowheads="1"/>
-                    </pic:cNvPicPr>
-                  </pic:nvPicPr>
-                  <pic:blipFill>
-                    <a:blip r:embed="rId10">
-                      <a:extLst>
-                        <a:ext uri="{28A0092B-C50C-407E-A947-70E740481C1C}">
-                          <a14:useLocalDpi xmlns:a14="http://schemas.microsoft.com/office/drawing/2010/main" val="0"/>
-                        </a:ext>
-                      </a:extLst>
-                    </a:blip>
-                    <a:srcRect/>
-                    <a:stretch>
-                      <a:fillRect/>
-                    </a:stretch>
-                  </pic:blipFill>
-                  <pic:spPr bwMode="auto">
-                    <a:xfrm>
-                      <a:off x="0" y="0"/>
-                      <a:ext cx="2141220" cy="2141220"/>
-                    </a:xfrm>
-                    <a:prstGeom prst="rect">
-                      <a:avLst/>
-                    </a:prstGeom>
-                    <a:noFill/>
-                    <a:ln>
-                      <a:noFill/>
-                    </a:ln>
-                  </pic:spPr>
-                </pic:pic>
-              </a:graphicData>
-            </a:graphic>
-          </wp:inline>
-        </w:drawing>
-      </w:r>
-    </w:p>
-    <w:p>
-      <w:pPr>
-        <w:jc w:val="center"/>
-        <w:rPr>
-          <w:rFonts w:ascii="Times New Roman" w:eastAsia="Times New Roman" w:hAnsi="Times New Roman" w:cs="Times New Roman"/>
-          <w:color w:val="000000" w:themeColor="text1"/>
-          <w:sz w:val="28"/>
-          <w:szCs w:val="28"/>
-          <w:lang w:val="ru-RU"/>
-        </w:rPr>
-      </w:pPr>
-      <w:r>
-        <w:rPr>
-          <w:rFonts w:ascii="Times New Roman" w:eastAsia="Times New Roman" w:hAnsi="Times New Roman" w:cs="Times New Roman"/>
-          <w:color w:val="000000" w:themeColor="text1"/>
-          <w:sz w:val="28"/>
-          <w:szCs w:val="28"/>
-          <w:lang w:val="ru-RU"/>
-        </w:rPr>
-        <w:lastRenderedPageBreak/>
-        <w:t>Звук</w:t>
-      </w:r>
-      <w:r>
-        <w:rPr>
-          <w:rFonts w:ascii="Times New Roman" w:eastAsia="Times New Roman" w:hAnsi="Times New Roman" w:cs="Times New Roman"/>
-          <w:color w:val="000000" w:themeColor="text1"/>
-          <w:sz w:val="28"/>
-          <w:szCs w:val="28"/>
-          <w:lang w:val="ru-RU"/>
-        </w:rPr>
-        <w:t>(</w:t>
-      </w:r>
-      <w:r>
-        <w:rPr>
-          <w:rFonts w:ascii="Times New Roman" w:eastAsia="Times New Roman" w:hAnsi="Times New Roman" w:cs="Times New Roman"/>
-          <w:color w:val="000000" w:themeColor="text1"/>
-          <w:sz w:val="28"/>
-          <w:szCs w:val="28"/>
-          <w:lang w:val="ru-RU"/>
-        </w:rPr>
-        <w:t>.</w:t>
-      </w:r>
-      <w:proofErr w:type="spellStart"/>
-      <w:r>
-        <w:rPr>
-          <w:rFonts w:ascii="Times New Roman" w:eastAsia="Times New Roman" w:hAnsi="Times New Roman" w:cs="Times New Roman"/>
-          <w:color w:val="000000" w:themeColor="text1"/>
-          <w:sz w:val="28"/>
-          <w:szCs w:val="28"/>
-        </w:rPr>
-        <w:t>mp</w:t>
-      </w:r>
-      <w:proofErr w:type="spellEnd"/>
-      <w:r>
-        <w:rPr>
-          <w:rFonts w:ascii="Times New Roman" w:eastAsia="Times New Roman" w:hAnsi="Times New Roman" w:cs="Times New Roman"/>
-          <w:color w:val="000000" w:themeColor="text1"/>
-          <w:sz w:val="28"/>
-          <w:szCs w:val="28"/>
-          <w:lang w:val="ru-RU"/>
-        </w:rPr>
-        <w:t>3</w:t>
-      </w:r>
-      <w:r>
-        <w:rPr>
-          <w:rFonts w:ascii="Times New Roman" w:eastAsia="Times New Roman" w:hAnsi="Times New Roman" w:cs="Times New Roman"/>
-          <w:color w:val="000000" w:themeColor="text1"/>
-          <w:sz w:val="28"/>
-          <w:szCs w:val="28"/>
-          <w:lang w:val="ru-RU"/>
-        </w:rPr>
-        <w:t>)</w:t>
-      </w:r>
-    </w:p>
-    <w:p>
-      <w:pPr>
-        <w:rPr>
-          <w:rFonts w:ascii="Times New Roman" w:eastAsia="Times New Roman" w:hAnsi="Times New Roman" w:cs="Times New Roman"/>
-          <w:color w:val="000000" w:themeColor="text1"/>
-          <w:sz w:val="28"/>
-          <w:szCs w:val="28"/>
-          <w:lang w:val="ru-RU"/>
-        </w:rPr>
-      </w:pPr>
-    </w:p>
-    <w:p>
-      <w:pPr>
-        <w:jc w:val="center"/>
-        <w:rPr>
-          <w:rFonts w:ascii="Times New Roman" w:eastAsia="Times New Roman" w:hAnsi="Times New Roman" w:cs="Times New Roman"/>
-          <w:color w:val="000000" w:themeColor="text1"/>
-          <w:sz w:val="28"/>
-          <w:szCs w:val="28"/>
-          <w:lang w:val="ru-RU"/>
-        </w:rPr>
-      </w:pPr>
-      <w:r>
-        <w:rPr>
-          <w:rFonts w:ascii="Times New Roman" w:eastAsia="Times New Roman" w:hAnsi="Times New Roman" w:cs="Times New Roman"/>
-          <w:color w:val="000000" w:themeColor="text1"/>
-          <w:sz w:val="28"/>
-          <w:szCs w:val="28"/>
-          <w:lang w:val="ru-RU"/>
-        </w:rPr>
-        <w:t>Результат шифрования</w:t>
-      </w:r>
-    </w:p>
-    <w:p>
-      <w:pPr>
-        <w:jc w:val="center"/>
-        <w:rPr>
-          <w:rFonts w:ascii="Times New Roman" w:eastAsia="Times New Roman" w:hAnsi="Times New Roman" w:cs="Times New Roman"/>
-          <w:color w:val="000000" w:themeColor="text1"/>
-          <w:sz w:val="28"/>
-          <w:szCs w:val="28"/>
-          <w:lang w:val="ru-RU"/>
-        </w:rPr>
-      </w:pPr>
-      <w:r>
-        <w:rPr>
-          <w:rFonts w:ascii="Times New Roman" w:eastAsia="Times New Roman" w:hAnsi="Times New Roman" w:cs="Times New Roman"/>
-          <w:color w:val="000000" w:themeColor="text1"/>
-          <w:sz w:val="28"/>
-          <w:szCs w:val="28"/>
-          <w:lang w:val="ru-RU"/>
-        </w:rPr>
-        <w:drawing>
-          <wp:inline distT="0" distB="0" distL="0" distR="0" wp14:anchorId="06022F77" wp14:editId="1FBD23CE">
-            <wp:extent cx="5940425" cy="5199788"/>
-            <wp:effectExtent l="0" t="0" r="3175" b="1270"/>
-            <wp:docPr id="8" name="Рисунок 8"/>
+            <wp:docPr id="12" name="Рисунок 12"/>
             <wp:cNvGraphicFramePr>
               <a:graphicFrameLocks xmlns:a="http://schemas.openxmlformats.org/drawingml/2006/main" noChangeAspect="1"/>
             </wp:cNvGraphicFramePr>
@@ -2999,7 +2879,7 @@
                   <pic:spPr>
                     <a:xfrm>
                       <a:off x="0" y="0"/>
-                      <a:ext cx="5940425" cy="5199788"/>
+                      <a:ext cx="4863869" cy="3112874"/>
                     </a:xfrm>
                     <a:prstGeom prst="rect">
                       <a:avLst/>
@@ -3032,10 +2912,10 @@
           <w:lang w:val="ru-RU"/>
         </w:rPr>
         <w:drawing>
-          <wp:inline distT="0" distB="0" distL="0" distR="0" wp14:anchorId="639AC336" wp14:editId="1F18A93C">
-            <wp:extent cx="5940425" cy="3433417"/>
-            <wp:effectExtent l="0" t="0" r="3175" b="0"/>
-            <wp:docPr id="15" name="Рисунок 15"/>
+          <wp:inline distT="0" distB="0" distL="0" distR="0" wp14:anchorId="0C633321" wp14:editId="54AD3E72">
+            <wp:extent cx="5877745" cy="257211"/>
+            <wp:effectExtent l="0" t="0" r="0" b="9525"/>
+            <wp:docPr id="13" name="Рисунок 13"/>
             <wp:cNvGraphicFramePr>
               <a:graphicFrameLocks xmlns:a="http://schemas.openxmlformats.org/drawingml/2006/main" noChangeAspect="1"/>
             </wp:cNvGraphicFramePr>
@@ -3055,7 +2935,7 @@
                   <pic:spPr>
                     <a:xfrm>
                       <a:off x="0" y="0"/>
-                      <a:ext cx="5940425" cy="3433417"/>
+                      <a:ext cx="5877745" cy="257211"/>
                     </a:xfrm>
                     <a:prstGeom prst="rect">
                       <a:avLst/>
@@ -3076,6 +2956,184 @@
           <w:color w:val="000000" w:themeColor="text1"/>
           <w:sz w:val="28"/>
           <w:szCs w:val="28"/>
+        </w:rPr>
+      </w:pPr>
+    </w:p>
+    <w:p>
+      <w:pPr>
+        <w:jc w:val="center"/>
+        <w:rPr>
+          <w:rFonts w:ascii="Times New Roman" w:eastAsia="Times New Roman" w:hAnsi="Times New Roman" w:cs="Times New Roman"/>
+          <w:color w:val="000000" w:themeColor="text1"/>
+          <w:sz w:val="28"/>
+          <w:szCs w:val="28"/>
+        </w:rPr>
+      </w:pPr>
+    </w:p>
+    <w:p>
+      <w:pPr>
+        <w:jc w:val="center"/>
+        <w:rPr>
+          <w:rFonts w:ascii="Times New Roman" w:eastAsia="Times New Roman" w:hAnsi="Times New Roman" w:cs="Times New Roman"/>
+          <w:color w:val="000000" w:themeColor="text1"/>
+          <w:sz w:val="28"/>
+          <w:szCs w:val="28"/>
+        </w:rPr>
+      </w:pPr>
+    </w:p>
+    <w:p>
+      <w:pPr>
+        <w:jc w:val="center"/>
+        <w:rPr>
+          <w:rFonts w:ascii="Times New Roman" w:eastAsia="Times New Roman" w:hAnsi="Times New Roman" w:cs="Times New Roman"/>
+          <w:color w:val="000000" w:themeColor="text1"/>
+          <w:sz w:val="28"/>
+          <w:szCs w:val="28"/>
+        </w:rPr>
+      </w:pPr>
+    </w:p>
+    <w:p>
+      <w:pPr>
+        <w:jc w:val="center"/>
+        <w:rPr>
+          <w:rFonts w:ascii="Times New Roman" w:eastAsia="Times New Roman" w:hAnsi="Times New Roman" w:cs="Times New Roman"/>
+          <w:color w:val="000000" w:themeColor="text1"/>
+          <w:sz w:val="28"/>
+          <w:szCs w:val="28"/>
+        </w:rPr>
+      </w:pPr>
+    </w:p>
+    <w:p>
+      <w:pPr>
+        <w:jc w:val="center"/>
+        <w:rPr>
+          <w:rFonts w:ascii="Times New Roman" w:eastAsia="Times New Roman" w:hAnsi="Times New Roman" w:cs="Times New Roman"/>
+          <w:color w:val="000000" w:themeColor="text1"/>
+          <w:sz w:val="28"/>
+          <w:szCs w:val="28"/>
+        </w:rPr>
+      </w:pPr>
+    </w:p>
+    <w:p>
+      <w:pPr>
+        <w:jc w:val="center"/>
+        <w:rPr>
+          <w:rFonts w:ascii="Times New Roman" w:eastAsia="Times New Roman" w:hAnsi="Times New Roman" w:cs="Times New Roman"/>
+          <w:color w:val="000000" w:themeColor="text1"/>
+          <w:sz w:val="28"/>
+          <w:szCs w:val="28"/>
+        </w:rPr>
+      </w:pPr>
+    </w:p>
+    <w:p>
+      <w:pPr>
+        <w:jc w:val="center"/>
+        <w:rPr>
+          <w:rFonts w:ascii="Times New Roman" w:eastAsia="Times New Roman" w:hAnsi="Times New Roman" w:cs="Times New Roman"/>
+          <w:color w:val="000000" w:themeColor="text1"/>
+          <w:sz w:val="28"/>
+          <w:szCs w:val="28"/>
+        </w:rPr>
+      </w:pPr>
+    </w:p>
+    <w:p>
+      <w:pPr>
+        <w:jc w:val="center"/>
+        <w:rPr>
+          <w:rFonts w:ascii="Times New Roman" w:eastAsia="Times New Roman" w:hAnsi="Times New Roman" w:cs="Times New Roman"/>
+          <w:color w:val="000000" w:themeColor="text1"/>
+          <w:sz w:val="28"/>
+          <w:szCs w:val="28"/>
+        </w:rPr>
+      </w:pPr>
+    </w:p>
+    <w:p>
+      <w:pPr>
+        <w:jc w:val="center"/>
+        <w:rPr>
+          <w:rFonts w:ascii="Times New Roman" w:eastAsia="Times New Roman" w:hAnsi="Times New Roman" w:cs="Times New Roman"/>
+          <w:color w:val="000000" w:themeColor="text1"/>
+          <w:sz w:val="28"/>
+          <w:szCs w:val="28"/>
+        </w:rPr>
+      </w:pPr>
+    </w:p>
+    <w:p>
+      <w:pPr>
+        <w:jc w:val="center"/>
+        <w:rPr>
+          <w:rFonts w:ascii="Times New Roman" w:eastAsia="Times New Roman" w:hAnsi="Times New Roman" w:cs="Times New Roman"/>
+          <w:color w:val="000000" w:themeColor="text1"/>
+          <w:sz w:val="28"/>
+          <w:szCs w:val="28"/>
+        </w:rPr>
+      </w:pPr>
+    </w:p>
+    <w:p>
+      <w:pPr>
+        <w:jc w:val="center"/>
+        <w:rPr>
+          <w:rFonts w:ascii="Times New Roman" w:eastAsia="Times New Roman" w:hAnsi="Times New Roman" w:cs="Times New Roman"/>
+          <w:color w:val="000000" w:themeColor="text1"/>
+          <w:sz w:val="28"/>
+          <w:szCs w:val="28"/>
+        </w:rPr>
+      </w:pPr>
+    </w:p>
+    <w:p>
+      <w:pPr>
+        <w:jc w:val="center"/>
+        <w:rPr>
+          <w:rFonts w:ascii="Times New Roman" w:eastAsia="Times New Roman" w:hAnsi="Times New Roman" w:cs="Times New Roman"/>
+          <w:color w:val="000000" w:themeColor="text1"/>
+          <w:sz w:val="28"/>
+          <w:szCs w:val="28"/>
+        </w:rPr>
+      </w:pPr>
+    </w:p>
+    <w:p>
+      <w:pPr>
+        <w:jc w:val="center"/>
+        <w:rPr>
+          <w:rFonts w:ascii="Times New Roman" w:eastAsia="Times New Roman" w:hAnsi="Times New Roman" w:cs="Times New Roman"/>
+          <w:color w:val="000000" w:themeColor="text1"/>
+          <w:sz w:val="28"/>
+          <w:szCs w:val="28"/>
+        </w:rPr>
+      </w:pPr>
+    </w:p>
+    <w:p>
+      <w:pPr>
+        <w:jc w:val="center"/>
+        <w:rPr>
+          <w:rFonts w:ascii="Times New Roman" w:eastAsia="Times New Roman" w:hAnsi="Times New Roman" w:cs="Times New Roman"/>
+          <w:color w:val="000000" w:themeColor="text1"/>
+          <w:sz w:val="28"/>
+          <w:szCs w:val="28"/>
+        </w:rPr>
+      </w:pPr>
+    </w:p>
+    <w:p>
+      <w:pPr>
+        <w:jc w:val="center"/>
+        <w:rPr>
+          <w:rFonts w:ascii="Times New Roman" w:eastAsia="Times New Roman" w:hAnsi="Times New Roman" w:cs="Times New Roman"/>
+          <w:color w:val="000000" w:themeColor="text1"/>
+          <w:sz w:val="28"/>
+          <w:szCs w:val="28"/>
+        </w:rPr>
+      </w:pPr>
+      <w:bookmarkStart w:id="0" w:name="_GoBack"/>
+      <w:bookmarkEnd w:id="0"/>
+    </w:p>
+    <w:p>
+      <w:pPr>
+        <w:jc w:val="center"/>
+        <w:rPr>
+          <w:rFonts w:ascii="Times New Roman" w:eastAsia="Times New Roman" w:hAnsi="Times New Roman" w:cs="Times New Roman"/>
+          <w:color w:val="000000" w:themeColor="text1"/>
+          <w:sz w:val="28"/>
+          <w:szCs w:val="28"/>
           <w:lang w:val="ru-RU"/>
         </w:rPr>
       </w:pPr>
@@ -3088,33 +3146,118 @@
           <w:lang w:val="ru-RU"/>
         </w:rPr>
         <w:lastRenderedPageBreak/>
-        <w:t>Результат дешифрования зашифрованного файла</w:t>
-      </w:r>
-    </w:p>
-    <w:p>
-      <w:pPr>
-        <w:jc w:val="center"/>
-        <w:rPr>
-          <w:rFonts w:ascii="Times New Roman" w:eastAsia="Times New Roman" w:hAnsi="Times New Roman" w:cs="Times New Roman"/>
-          <w:color w:val="000000" w:themeColor="text1"/>
-          <w:sz w:val="28"/>
-          <w:szCs w:val="28"/>
-          <w:lang w:val="ru-RU"/>
-        </w:rPr>
-      </w:pPr>
-      <w:r>
-        <w:rPr>
-          <w:rFonts w:ascii="Times New Roman" w:eastAsia="Times New Roman" w:hAnsi="Times New Roman" w:cs="Times New Roman"/>
+        <w:t>Звук</w:t>
+      </w:r>
+      <w:r>
+        <w:rPr>
+          <w:rFonts w:ascii="Times New Roman" w:eastAsia="Times New Roman" w:hAnsi="Times New Roman" w:cs="Times New Roman"/>
+          <w:color w:val="000000" w:themeColor="text1"/>
+          <w:sz w:val="28"/>
+          <w:szCs w:val="28"/>
+          <w:lang w:val="ru-RU"/>
+        </w:rPr>
+        <w:t>(</w:t>
+      </w:r>
+      <w:r>
+        <w:rPr>
+          <w:rFonts w:ascii="Times New Roman" w:eastAsia="Times New Roman" w:hAnsi="Times New Roman" w:cs="Times New Roman"/>
+          <w:color w:val="000000" w:themeColor="text1"/>
+          <w:sz w:val="28"/>
+          <w:szCs w:val="28"/>
+          <w:lang w:val="ru-RU"/>
+        </w:rPr>
+        <w:t>.</w:t>
+      </w:r>
+      <w:proofErr w:type="spellStart"/>
+      <w:r>
+        <w:rPr>
+          <w:rFonts w:ascii="Times New Roman" w:eastAsia="Times New Roman" w:hAnsi="Times New Roman" w:cs="Times New Roman"/>
+          <w:color w:val="000000" w:themeColor="text1"/>
+          <w:sz w:val="28"/>
+          <w:szCs w:val="28"/>
+        </w:rPr>
+        <w:t>mp</w:t>
+      </w:r>
+      <w:proofErr w:type="spellEnd"/>
+      <w:r>
+        <w:rPr>
+          <w:rFonts w:ascii="Times New Roman" w:eastAsia="Times New Roman" w:hAnsi="Times New Roman" w:cs="Times New Roman"/>
+          <w:color w:val="000000" w:themeColor="text1"/>
+          <w:sz w:val="28"/>
+          <w:szCs w:val="28"/>
+          <w:lang w:val="ru-RU"/>
+        </w:rPr>
+        <w:t>3</w:t>
+      </w:r>
+      <w:r>
+        <w:rPr>
+          <w:rFonts w:ascii="Times New Roman" w:eastAsia="Times New Roman" w:hAnsi="Times New Roman" w:cs="Times New Roman"/>
+          <w:color w:val="000000" w:themeColor="text1"/>
+          <w:sz w:val="28"/>
+          <w:szCs w:val="28"/>
+          <w:lang w:val="ru-RU"/>
+        </w:rPr>
+        <w:t>)</w:t>
+      </w:r>
+    </w:p>
+    <w:p>
+      <w:pPr>
+        <w:rPr>
+          <w:rFonts w:ascii="Times New Roman" w:eastAsia="Times New Roman" w:hAnsi="Times New Roman" w:cs="Times New Roman"/>
+          <w:color w:val="000000" w:themeColor="text1"/>
+          <w:sz w:val="28"/>
+          <w:szCs w:val="28"/>
+          <w:lang w:val="ru-RU"/>
+        </w:rPr>
+      </w:pPr>
+    </w:p>
+    <w:p>
+      <w:pPr>
+        <w:jc w:val="center"/>
+        <w:rPr>
+          <w:rFonts w:ascii="Times New Roman" w:eastAsia="Times New Roman" w:hAnsi="Times New Roman" w:cs="Times New Roman"/>
+          <w:color w:val="000000" w:themeColor="text1"/>
+          <w:sz w:val="28"/>
+          <w:szCs w:val="28"/>
+          <w:lang w:val="ru-RU"/>
+        </w:rPr>
+      </w:pPr>
+      <w:r>
+        <w:rPr>
+          <w:rFonts w:ascii="Times New Roman" w:eastAsia="Times New Roman" w:hAnsi="Times New Roman" w:cs="Times New Roman"/>
+          <w:color w:val="000000" w:themeColor="text1"/>
+          <w:sz w:val="28"/>
+          <w:szCs w:val="28"/>
+          <w:lang w:val="ru-RU"/>
+        </w:rPr>
+        <w:t>Результат шифрования</w:t>
+      </w:r>
+    </w:p>
+    <w:p>
+      <w:pPr>
+        <w:jc w:val="center"/>
+        <w:rPr>
+          <w:rFonts w:ascii="Times New Roman" w:eastAsia="Times New Roman" w:hAnsi="Times New Roman" w:cs="Times New Roman"/>
+          <w:color w:val="000000" w:themeColor="text1"/>
+          <w:sz w:val="28"/>
+          <w:szCs w:val="28"/>
+          <w:lang w:val="ru-RU"/>
+        </w:rPr>
+      </w:pPr>
+      <w:r>
+        <w:rPr>
+          <w:rFonts w:ascii="Times New Roman" w:eastAsia="Times New Roman" w:hAnsi="Times New Roman" w:cs="Times New Roman"/>
+          <w:noProof/>
           <w:color w:val="000000" w:themeColor="text1"/>
           <w:sz w:val="28"/>
           <w:szCs w:val="28"/>
           <w:lang w:val="ru-RU"/>
         </w:rPr>
         <w:drawing>
-          <wp:inline distT="0" distB="0" distL="0" distR="0" wp14:anchorId="5C81DEF6" wp14:editId="7602B81B">
-            <wp:extent cx="5940425" cy="318204"/>
-            <wp:effectExtent l="0" t="0" r="3175" b="5715"/>
-            <wp:docPr id="22" name="Рисунок 22"/>
+          <wp:inline distT="0" distB="0" distL="0" distR="0" wp14:anchorId="06022F77" wp14:editId="1FBD23CE">
+            <wp:extent cx="5940425" cy="5199788"/>
+            <wp:effectExtent l="0" t="0" r="3175" b="1270"/>
+            <wp:docPr id="8" name="Рисунок 8"/>
             <wp:cNvGraphicFramePr>
               <a:graphicFrameLocks xmlns:a="http://schemas.openxmlformats.org/drawingml/2006/main" noChangeAspect="1"/>
             </wp:cNvGraphicFramePr>
@@ -3134,6 +3277,143 @@
                   <pic:spPr>
                     <a:xfrm>
                       <a:off x="0" y="0"/>
+                      <a:ext cx="5940425" cy="5199788"/>
+                    </a:xfrm>
+                    <a:prstGeom prst="rect">
+                      <a:avLst/>
+                    </a:prstGeom>
+                  </pic:spPr>
+                </pic:pic>
+              </a:graphicData>
+            </a:graphic>
+          </wp:inline>
+        </w:drawing>
+      </w:r>
+    </w:p>
+    <w:p>
+      <w:pPr>
+        <w:jc w:val="center"/>
+        <w:rPr>
+          <w:rFonts w:ascii="Times New Roman" w:eastAsia="Times New Roman" w:hAnsi="Times New Roman" w:cs="Times New Roman"/>
+          <w:color w:val="000000" w:themeColor="text1"/>
+          <w:sz w:val="28"/>
+          <w:szCs w:val="28"/>
+          <w:lang w:val="ru-RU"/>
+        </w:rPr>
+      </w:pPr>
+      <w:r>
+        <w:rPr>
+          <w:rFonts w:ascii="Times New Roman" w:eastAsia="Times New Roman" w:hAnsi="Times New Roman" w:cs="Times New Roman"/>
+          <w:noProof/>
+          <w:color w:val="000000" w:themeColor="text1"/>
+          <w:sz w:val="28"/>
+          <w:szCs w:val="28"/>
+          <w:lang w:val="ru-RU"/>
+        </w:rPr>
+        <w:drawing>
+          <wp:inline distT="0" distB="0" distL="0" distR="0" wp14:anchorId="639AC336" wp14:editId="1F18A93C">
+            <wp:extent cx="5940425" cy="3433417"/>
+            <wp:effectExtent l="0" t="0" r="3175" b="0"/>
+            <wp:docPr id="15" name="Рисунок 15"/>
+            <wp:cNvGraphicFramePr>
+              <a:graphicFrameLocks xmlns:a="http://schemas.openxmlformats.org/drawingml/2006/main" noChangeAspect="1"/>
+            </wp:cNvGraphicFramePr>
+            <a:graphic xmlns:a="http://schemas.openxmlformats.org/drawingml/2006/main">
+              <a:graphicData uri="http://schemas.openxmlformats.org/drawingml/2006/picture">
+                <pic:pic xmlns:pic="http://schemas.openxmlformats.org/drawingml/2006/picture">
+                  <pic:nvPicPr>
+                    <pic:cNvPr id="0" name=""/>
+                    <pic:cNvPicPr/>
+                  </pic:nvPicPr>
+                  <pic:blipFill>
+                    <a:blip r:embed="rId17"/>
+                    <a:stretch>
+                      <a:fillRect/>
+                    </a:stretch>
+                  </pic:blipFill>
+                  <pic:spPr>
+                    <a:xfrm>
+                      <a:off x="0" y="0"/>
+                      <a:ext cx="5940425" cy="3433417"/>
+                    </a:xfrm>
+                    <a:prstGeom prst="rect">
+                      <a:avLst/>
+                    </a:prstGeom>
+                  </pic:spPr>
+                </pic:pic>
+              </a:graphicData>
+            </a:graphic>
+          </wp:inline>
+        </w:drawing>
+      </w:r>
+    </w:p>
+    <w:p>
+      <w:pPr>
+        <w:jc w:val="center"/>
+        <w:rPr>
+          <w:rFonts w:ascii="Times New Roman" w:eastAsia="Times New Roman" w:hAnsi="Times New Roman" w:cs="Times New Roman"/>
+          <w:color w:val="000000" w:themeColor="text1"/>
+          <w:sz w:val="28"/>
+          <w:szCs w:val="28"/>
+          <w:lang w:val="ru-RU"/>
+        </w:rPr>
+      </w:pPr>
+      <w:r>
+        <w:rPr>
+          <w:rFonts w:ascii="Times New Roman" w:eastAsia="Times New Roman" w:hAnsi="Times New Roman" w:cs="Times New Roman"/>
+          <w:color w:val="000000" w:themeColor="text1"/>
+          <w:sz w:val="28"/>
+          <w:szCs w:val="28"/>
+          <w:lang w:val="ru-RU"/>
+        </w:rPr>
+        <w:lastRenderedPageBreak/>
+        <w:t>Результат дешифрования зашифрованного файла</w:t>
+      </w:r>
+    </w:p>
+    <w:p>
+      <w:pPr>
+        <w:jc w:val="center"/>
+        <w:rPr>
+          <w:rFonts w:ascii="Times New Roman" w:eastAsia="Times New Roman" w:hAnsi="Times New Roman" w:cs="Times New Roman"/>
+          <w:color w:val="000000" w:themeColor="text1"/>
+          <w:sz w:val="28"/>
+          <w:szCs w:val="28"/>
+          <w:lang w:val="ru-RU"/>
+        </w:rPr>
+      </w:pPr>
+      <w:r>
+        <w:rPr>
+          <w:rFonts w:ascii="Times New Roman" w:eastAsia="Times New Roman" w:hAnsi="Times New Roman" w:cs="Times New Roman"/>
+          <w:noProof/>
+          <w:color w:val="000000" w:themeColor="text1"/>
+          <w:sz w:val="28"/>
+          <w:szCs w:val="28"/>
+          <w:lang w:val="ru-RU"/>
+        </w:rPr>
+        <w:drawing>
+          <wp:inline distT="0" distB="0" distL="0" distR="0" wp14:anchorId="5C81DEF6" wp14:editId="7602B81B">
+            <wp:extent cx="5940425" cy="318204"/>
+            <wp:effectExtent l="0" t="0" r="3175" b="5715"/>
+            <wp:docPr id="22" name="Рисунок 22"/>
+            <wp:cNvGraphicFramePr>
+              <a:graphicFrameLocks xmlns:a="http://schemas.openxmlformats.org/drawingml/2006/main" noChangeAspect="1"/>
+            </wp:cNvGraphicFramePr>
+            <a:graphic xmlns:a="http://schemas.openxmlformats.org/drawingml/2006/main">
+              <a:graphicData uri="http://schemas.openxmlformats.org/drawingml/2006/picture">
+                <pic:pic xmlns:pic="http://schemas.openxmlformats.org/drawingml/2006/picture">
+                  <pic:nvPicPr>
+                    <pic:cNvPr id="0" name=""/>
+                    <pic:cNvPicPr/>
+                  </pic:nvPicPr>
+                  <pic:blipFill>
+                    <a:blip r:embed="rId18"/>
+                    <a:stretch>
+                      <a:fillRect/>
+                    </a:stretch>
+                  </pic:blipFill>
+                  <pic:spPr>
+                    <a:xfrm>
+                      <a:off x="0" y="0"/>
                       <a:ext cx="5940425" cy="318204"/>
                     </a:xfrm>
                     <a:prstGeom prst="rect">
@@ -3161,6 +3441,7 @@
       <w:r>
         <w:rPr>
           <w:rFonts w:ascii="Times New Roman" w:eastAsia="Times New Roman" w:hAnsi="Times New Roman" w:cs="Times New Roman"/>
+          <w:noProof/>
           <w:color w:val="000000" w:themeColor="text1"/>
           <w:sz w:val="28"/>
           <w:szCs w:val="28"/>
@@ -3182,7 +3463,7 @@
                     <pic:cNvPicPr/>
                   </pic:nvPicPr>
                   <pic:blipFill>
-                    <a:blip r:embed="rId17"/>
+                    <a:blip r:embed="rId19"/>
                     <a:stretch>
                       <a:fillRect/>
                     </a:stretch>
@@ -4216,7 +4497,7 @@
   <a:extraClrSchemeLst/>
   <a:extLst>
     <a:ext uri="{05A4C25C-085E-4340-85A3-A5531E510DB2}">
-      <thm15:themeFamily xmlns:thm15="http://schemas.microsoft.com/office/thememl/2012/main" xmlns="" name="Office Theme" id="{62F939B6-93AF-4DB8-9C6B-D6C7DFDC589F}" vid="{4A3C46E8-61CC-4603-A589-7422A47A8E4A}"/>
+      <thm15:themeFamily xmlns="" xmlns:thm15="http://schemas.microsoft.com/office/thememl/2012/main" name="Office Theme" id="{62F939B6-93AF-4DB8-9C6B-D6C7DFDC589F}" vid="{4A3C46E8-61CC-4603-A589-7422A47A8E4A}"/>
     </a:ext>
   </a:extLst>
 </a:theme>
